--- a/보관본/러시아 인권변호사/Word/8부/8부_3화_돌아온_병사들.docx
+++ b/보관본/러시아 인권변호사/Word/8부/8부_3화_돌아온_병사들.docx
@@ -36,7 +36,7 @@
           <w:i w:val="0"/>
           <w:sz w:val="22"/>
         </w:rPr>
-        <w:t>알렉세이 “료샤” 오를로프(대통령) / 이리나 올레고브나 마르첸코(대통령 행정실장) / 카탸 리시나(대통령 비서실 실무 총괄) / 보리스 이고레비치 라디셰프(국방장관) / 파벨 드미트리예비치 구르킨(국가보안기관장) / 아나톨리 빅토로비치 그레벤시코프(정치 참모, 화상) / 옐레나 톰스카야(경제 담당 보좌관) / 일리야 콜초프(신규, 7부 10화에서 실종됐다가 포로 교환으로 돌아온 계약직 부사관) / 폴리나 안드레예브나 랴보바(신규, 접경 지역 재활센터 심리상담사) / 안토니나 세르게예브나 포미나(신규, 7부 10화에서 전사한 계약직 병사 사샤의 어머니)</w:t>
+        <w:t>알렉세이 “료샤” 오를로프(대통령) / 이리나 올레고브나 마르첸코(대통령 행정실장) / 카탸 리시나(대통령 비서실 실무 총괄) / 보리스 이고레비치 라디셰프(국방장관) / 로디온 드미트리예비치 구르킨(국가보안기관장) / 아나톨리 빅토로비치 그레벤시코프(정치 참모, 화상) / 옐레나 톰스카야(경제 담당 보좌관) / 일리야 콜초프(신규, 7부 10화에서 실종됐다가 포로 교환으로 돌아온 계약직 부사관) / 폴리나 안드레예브나 랴보바(신규, 접경 지역 재활센터 심리상담사) / 안토니나 세르게예브나 포미나(신규, 7부 10화에서 전사한 계약직 병사 사샤의 어머니)</w:t>
       </w:r>
     </w:p>
     <w:p>
@@ -583,7 +583,7 @@
           <w:i w:val="0"/>
           <w:sz w:val="22"/>
         </w:rPr>
-        <w:t xml:space="preserve"> Про поставки я знаю лучше других, Павел Дмитриевич. Мой бывший заместитель это подтвердит. В суде.</w:t>
+        <w:t xml:space="preserve"> Про поставки я знаю лучше других, Родион Дмитриевич. Мой бывший заместитель это подтвердит. В суде.</w:t>
       </w:r>
     </w:p>
     <w:p>
@@ -1653,7 +1653,7 @@
           <w:i w:val="0"/>
           <w:sz w:val="22"/>
         </w:rPr>
-        <w:t>Согласен. Павел Дмитриевич, что вы предлагаете по оружию?</w:t>
+        <w:t>Согласен. Родион Дмитриевич, что вы предлагаете по оружию?</w:t>
       </w:r>
     </w:p>
     <w:p>
@@ -3631,7 +3631,7 @@
           <w:color w:val="555555"/>
           <w:sz w:val="22"/>
         </w:rPr>
-        <w:t>(поздно вечером, кабинет; Ирина, Катя, Гребенщиков по видеосвязи)</w:t>
+        <w:t>(поздно вечером, кабинет; Ирина, Катя, Томская, Гребенщиков по видеосвязи)</w:t>
       </w:r>
     </w:p>
     <w:p>

--- a/보관본/러시아 인권변호사/Word/8부/8부_3화_돌아온_병사들.docx
+++ b/보관본/러시아 인권변호사/Word/8부/8부_3화_돌아온_병사들.docx
@@ -36,7 +36,7 @@
           <w:i w:val="0"/>
           <w:sz w:val="22"/>
         </w:rPr>
-        <w:t>알렉세이 “료샤” 오를로프(대통령) / 이리나 올레고브나 마르첸코(대통령 행정실장) / 카탸 리시나(대통령 비서실 실무 총괄) / 보리스 이고레비치 라디셰프(국방장관) / 로디온 드미트리예비치 구르킨(국가보안기관장) / 아나톨리 빅토로비치 그레벤시코프(정치 참모, 화상) / 옐레나 톰스카야(경제 담당 보좌관) / 일리야 콜초프(신규, 7부 10화에서 실종됐다가 포로 교환으로 돌아온 계약직 부사관) / 폴리나 안드레예브나 랴보바(신규, 접경 지역 재활센터 심리상담사) / 안토니나 세르게예브나 포미나(신규, 7부 10화에서 전사한 계약직 병사 사샤의 어머니)</w:t>
+        <w:t>알렉세이 “료샤” 오를로프(대통령) / 이리나 올레고브나 마르첸코(대통령 행정실장) / 카탸 리시나(대통령 비서실 실무 총괄) / 보리스 이고레비치 라디셰프(국방장관) / 로디온 드미트리예비치 구르킨(국가보안기관장) / 아나톨리 빅토로비치 그레벤시코프(정치 참모, 화상) / 옐레나 톰스카야(경제 담당 보좌관) / 일리야 콜초프(신규, 7부 10화에서 실종됐다가 포로 교환으로 돌아온 계약직 부사관) / 폴리나 안드레예브나 랴보바(신규, 접경 지역 재활센터 심리상담사) / 안토니나 세르게예브나 포미나(신규, 7부 10화에서 전사한 계약직 병사 사샤의 어머니) / 막심 이고레비치 볼딘(경호 책임자) / 일다르(대통령 차량 운전기사, 단역, 신규) / 주유소 계산원(단역, 신규)</w:t>
       </w:r>
     </w:p>
     <w:p>
@@ -3560,22 +3560,13 @@
           <w:color w:val="1F3864"/>
           <w:sz w:val="26"/>
         </w:rPr>
-        <w:t>장면 6 — 귀경길 차 안과 밤의 집무실 — 이야기의 주인공</w:t>
+        <w:t>장면 6 — 비행장 가는 길, 국도변 주유소 — 양배추 피로그와 해바라기씨</w:t>
       </w:r>
     </w:p>
     <w:p>
       <w:pPr>
         <w:spacing w:before="0" w:after="110" w:line="300" w:lineRule="auto"/>
       </w:pPr>
-      <w:r>
-        <w:rPr>
-          <w:rFonts w:ascii="Times New Roman" w:hAnsi="Times New Roman" w:eastAsia="Malgun Gothic"/>
-          <w:b/>
-          <w:i w:val="0"/>
-          <w:sz w:val="22"/>
-        </w:rPr>
-        <w:t xml:space="preserve">Ирина: </w:t>
-      </w:r>
       <w:r>
         <w:rPr>
           <w:rFonts w:ascii="Times New Roman" w:hAnsi="Times New Roman" w:eastAsia="Malgun Gothic"/>
@@ -3584,16 +3575,7 @@
           <w:color w:val="555555"/>
           <w:sz w:val="22"/>
         </w:rPr>
-        <w:t>(по телефону, пока машина идёт к аэродрому)</w:t>
-      </w:r>
-      <w:r>
-        <w:rPr>
-          <w:rFonts w:ascii="Times New Roman" w:hAnsi="Times New Roman" w:eastAsia="Malgun Gothic"/>
-          <w:b w:val="0"/>
-          <w:i w:val="0"/>
-          <w:sz w:val="22"/>
-        </w:rPr>
-        <w:t xml:space="preserve"> Приказ об анонимности подписан, Алексей Николаевич. Борис Игоревич позвонил из машины и продиктовал мне текст сам. Кажется, он боялся, что к утру передумает кто-нибудь из его заместителей.</w:t>
+        <w:t>(машина идёт по трассе к аэродрому, за окном темнеет. Лёша сзади, Болдин впереди, за рулём — водитель Ильдар. Машина Радищева ушла вперёд)</w:t>
       </w:r>
     </w:p>
     <w:p>
@@ -3607,7 +3589,7 @@
           <w:i w:val="0"/>
           <w:sz w:val="22"/>
         </w:rPr>
-        <w:t xml:space="preserve">Лёша: </w:t>
+        <w:t xml:space="preserve">Ильдар: </w:t>
       </w:r>
       <w:r>
         <w:rPr>
@@ -3616,13 +3598,68 @@
           <w:i w:val="0"/>
           <w:sz w:val="22"/>
         </w:rPr>
-        <w:t>Не передумает. Он сегодня на той кухне стоял дольше, чем я.</w:t>
+        <w:t>Алексей Николаевич, печку сделать потеплее? Вы там совсем съёжились.</w:t>
       </w:r>
     </w:p>
     <w:p>
       <w:pPr>
         <w:spacing w:before="0" w:after="110" w:line="300" w:lineRule="auto"/>
       </w:pPr>
+      <w:r>
+        <w:rPr>
+          <w:rFonts w:ascii="Times New Roman" w:hAnsi="Times New Roman" w:eastAsia="Malgun Gothic"/>
+          <w:b/>
+          <w:i w:val="0"/>
+          <w:sz w:val="22"/>
+        </w:rPr>
+        <w:t xml:space="preserve">Лёша: </w:t>
+      </w:r>
+      <w:r>
+        <w:rPr>
+          <w:rFonts w:ascii="Times New Roman" w:hAnsi="Times New Roman" w:eastAsia="Malgun Gothic"/>
+          <w:b w:val="0"/>
+          <w:i w:val="0"/>
+          <w:sz w:val="22"/>
+        </w:rPr>
+        <w:t>Сделайте, если не трудно. Продрог я на той кухне, хоть и с чаем.</w:t>
+      </w:r>
+    </w:p>
+    <w:p>
+      <w:pPr>
+        <w:spacing w:before="0" w:after="110" w:line="300" w:lineRule="auto"/>
+      </w:pPr>
+      <w:r>
+        <w:rPr>
+          <w:rFonts w:ascii="Times New Roman" w:hAnsi="Times New Roman" w:eastAsia="Malgun Gothic"/>
+          <w:b/>
+          <w:i w:val="0"/>
+          <w:sz w:val="22"/>
+        </w:rPr>
+        <w:t xml:space="preserve">Ильдар: </w:t>
+      </w:r>
+      <w:r>
+        <w:rPr>
+          <w:rFonts w:ascii="Times New Roman" w:hAnsi="Times New Roman" w:eastAsia="Malgun Gothic"/>
+          <w:b w:val="0"/>
+          <w:i w:val="0"/>
+          <w:sz w:val="22"/>
+        </w:rPr>
+        <w:t>Да какой там труд. Вот, сейчас задует.</w:t>
+      </w:r>
+    </w:p>
+    <w:p>
+      <w:pPr>
+        <w:spacing w:before="0" w:after="110" w:line="300" w:lineRule="auto"/>
+      </w:pPr>
+      <w:r>
+        <w:rPr>
+          <w:rFonts w:ascii="Times New Roman" w:hAnsi="Times New Roman" w:eastAsia="Malgun Gothic"/>
+          <w:b/>
+          <w:i w:val="0"/>
+          <w:sz w:val="22"/>
+        </w:rPr>
+        <w:t xml:space="preserve">Болдин: </w:t>
+      </w:r>
       <w:r>
         <w:rPr>
           <w:rFonts w:ascii="Times New Roman" w:hAnsi="Times New Roman" w:eastAsia="Malgun Gothic"/>
@@ -3631,7 +3668,16 @@
           <w:color w:val="555555"/>
           <w:sz w:val="22"/>
         </w:rPr>
-        <w:t>(поздно вечером, кабинет; Ирина, Катя, Томская, Гребенщиков по видеосвязи)</w:t>
+        <w:t>(не оборачиваясь)</w:t>
+      </w:r>
+      <w:r>
+        <w:rPr>
+          <w:rFonts w:ascii="Times New Roman" w:hAnsi="Times New Roman" w:eastAsia="Malgun Gothic"/>
+          <w:b w:val="0"/>
+          <w:i w:val="0"/>
+          <w:sz w:val="22"/>
+        </w:rPr>
+        <w:t xml:space="preserve"> Вы с утра ничего не ели, Алексей Николаевич. Чай у Антонины Сергеевны не считается.</w:t>
       </w:r>
     </w:p>
     <w:p>
@@ -3645,7 +3691,7 @@
           <w:i w:val="0"/>
           <w:sz w:val="22"/>
         </w:rPr>
-        <w:t xml:space="preserve">Катя: </w:t>
+        <w:t xml:space="preserve">Лёша: </w:t>
       </w:r>
       <w:r>
         <w:rPr>
@@ -3654,7 +3700,7 @@
           <w:i w:val="0"/>
           <w:sz w:val="22"/>
         </w:rPr>
-        <w:t>По документам — черновик готов. Одно заявление, тридцать дней, молчание ведомства — это согласие. Бывшим пленным — срок плена засчитывается в службу автоматически.</w:t>
+        <w:t>Считается. Просто не как обед.</w:t>
       </w:r>
     </w:p>
     <w:p>
@@ -3668,7 +3714,7 @@
           <w:i w:val="0"/>
           <w:sz w:val="22"/>
         </w:rPr>
-        <w:t xml:space="preserve">Томская: </w:t>
+        <w:t xml:space="preserve">Болдин: </w:t>
       </w:r>
       <w:r>
         <w:rPr>
@@ -3677,7 +3723,7 @@
           <w:i w:val="0"/>
           <w:sz w:val="22"/>
         </w:rPr>
-        <w:t>По заводам — первые три гражданских заказа уже нашлись: вагоны для пригородных поездов, медицинское оборудование и мосты для северных дорог. Не спасёт всех, но треть сокращений можно превратить в переобучение с сохранением зарплаты.</w:t>
+        <w:t>До аэродрома ещё час с лишним. Впереди заправка с кафе. Наши её смотрели, когда ехали сюда.</w:t>
       </w:r>
     </w:p>
     <w:p>
@@ -3691,7 +3737,122 @@
           <w:i w:val="0"/>
           <w:sz w:val="22"/>
         </w:rPr>
-        <w:t xml:space="preserve">Гребенщиков: </w:t>
+        <w:t xml:space="preserve">Лёша: </w:t>
+      </w:r>
+      <w:r>
+        <w:rPr>
+          <w:rFonts w:ascii="Times New Roman" w:hAnsi="Times New Roman" w:eastAsia="Malgun Gothic"/>
+          <w:b w:val="0"/>
+          <w:i w:val="0"/>
+          <w:sz w:val="22"/>
+        </w:rPr>
+        <w:t>Вы что, и заправки заранее проверяете?</w:t>
+      </w:r>
+    </w:p>
+    <w:p>
+      <w:pPr>
+        <w:spacing w:before="0" w:after="110" w:line="300" w:lineRule="auto"/>
+      </w:pPr>
+      <w:r>
+        <w:rPr>
+          <w:rFonts w:ascii="Times New Roman" w:hAnsi="Times New Roman" w:eastAsia="Malgun Gothic"/>
+          <w:b/>
+          <w:i w:val="0"/>
+          <w:sz w:val="22"/>
+        </w:rPr>
+        <w:t xml:space="preserve">Болдин: </w:t>
+      </w:r>
+      <w:r>
+        <w:rPr>
+          <w:rFonts w:ascii="Times New Roman" w:hAnsi="Times New Roman" w:eastAsia="Malgun Gothic"/>
+          <w:b w:val="0"/>
+          <w:i w:val="0"/>
+          <w:sz w:val="22"/>
+        </w:rPr>
+        <w:t>Всё, что по маршруту. Работа такая.</w:t>
+      </w:r>
+    </w:p>
+    <w:p>
+      <w:pPr>
+        <w:spacing w:before="0" w:after="110" w:line="300" w:lineRule="auto"/>
+      </w:pPr>
+      <w:r>
+        <w:rPr>
+          <w:rFonts w:ascii="Times New Roman" w:hAnsi="Times New Roman" w:eastAsia="Malgun Gothic"/>
+          <w:b/>
+          <w:i w:val="0"/>
+          <w:sz w:val="22"/>
+        </w:rPr>
+        <w:t xml:space="preserve">Лёша: </w:t>
+      </w:r>
+      <w:r>
+        <w:rPr>
+          <w:rFonts w:ascii="Times New Roman" w:hAnsi="Times New Roman" w:eastAsia="Malgun Gothic"/>
+          <w:b w:val="0"/>
+          <w:i w:val="0"/>
+          <w:sz w:val="22"/>
+        </w:rPr>
+        <w:t>Ну давайте заедем. Ноги хоть разомну, а то сижу с утра как приклеенный.</w:t>
+      </w:r>
+    </w:p>
+    <w:p>
+      <w:pPr>
+        <w:spacing w:before="0" w:after="110" w:line="300" w:lineRule="auto"/>
+      </w:pPr>
+      <w:r>
+        <w:rPr>
+          <w:rFonts w:ascii="Times New Roman" w:hAnsi="Times New Roman" w:eastAsia="Malgun Gothic"/>
+          <w:b/>
+          <w:i w:val="0"/>
+          <w:sz w:val="22"/>
+        </w:rPr>
+        <w:t xml:space="preserve">Болдин: </w:t>
+      </w:r>
+      <w:r>
+        <w:rPr>
+          <w:rFonts w:ascii="Times New Roman" w:hAnsi="Times New Roman" w:eastAsia="Malgun Gothic"/>
+          <w:b w:val="0"/>
+          <w:i w:val="0"/>
+          <w:sz w:val="22"/>
+        </w:rPr>
+        <w:t>Пять минут. Я захожу первым, вы — за мной.</w:t>
+      </w:r>
+    </w:p>
+    <w:p>
+      <w:pPr>
+        <w:spacing w:before="0" w:after="110" w:line="300" w:lineRule="auto"/>
+      </w:pPr>
+      <w:r>
+        <w:rPr>
+          <w:rFonts w:ascii="Times New Roman" w:hAnsi="Times New Roman" w:eastAsia="Malgun Gothic"/>
+          <w:b/>
+          <w:i w:val="0"/>
+          <w:sz w:val="22"/>
+        </w:rPr>
+        <w:t xml:space="preserve">Лёша: </w:t>
+      </w:r>
+      <w:r>
+        <w:rPr>
+          <w:rFonts w:ascii="Times New Roman" w:hAnsi="Times New Roman" w:eastAsia="Malgun Gothic"/>
+          <w:b w:val="0"/>
+          <w:i w:val="0"/>
+          <w:sz w:val="22"/>
+        </w:rPr>
+        <w:t>Слушаюсь, Максим Игоревич.</w:t>
+      </w:r>
+    </w:p>
+    <w:p>
+      <w:pPr>
+        <w:spacing w:before="0" w:after="110" w:line="300" w:lineRule="auto"/>
+      </w:pPr>
+      <w:r>
+        <w:rPr>
+          <w:rFonts w:ascii="Times New Roman" w:hAnsi="Times New Roman" w:eastAsia="Malgun Gothic"/>
+          <w:b/>
+          <w:i w:val="0"/>
+          <w:sz w:val="22"/>
+        </w:rPr>
+        <w:t xml:space="preserve">Ильдар: </w:t>
       </w:r>
       <w:r>
         <w:rPr>
@@ -3701,7 +3862,7 @@
           <w:color w:val="555555"/>
           <w:sz w:val="22"/>
         </w:rPr>
-        <w:t>(по видеосвязи)</w:t>
+        <w:t>(сворачивая с трассы)</w:t>
       </w:r>
       <w:r>
         <w:rPr>
@@ -3710,137 +3871,13 @@
           <w:i w:val="0"/>
           <w:sz w:val="22"/>
         </w:rPr>
-        <w:t xml:space="preserve"> Правый фланг, кстати, сменил тон. Слушания о «цене уступок» превратились в слушания о справках. С этим они спорить не могут.</w:t>
+        <w:t xml:space="preserve"> Тут пирожки хорошие, я в прошлый раз брал. С капустой — самые ходовые, их первыми разбирают.</w:t>
       </w:r>
     </w:p>
     <w:p>
       <w:pPr>
         <w:spacing w:before="0" w:after="110" w:line="300" w:lineRule="auto"/>
       </w:pPr>
-      <w:r>
-        <w:rPr>
-          <w:rFonts w:ascii="Times New Roman" w:hAnsi="Times New Roman" w:eastAsia="Malgun Gothic"/>
-          <w:b/>
-          <w:i w:val="0"/>
-          <w:sz w:val="22"/>
-        </w:rPr>
-        <w:t xml:space="preserve">Лёша: </w:t>
-      </w:r>
-      <w:r>
-        <w:rPr>
-          <w:rFonts w:ascii="Times New Roman" w:hAnsi="Times New Roman" w:eastAsia="Malgun Gothic"/>
-          <w:b w:val="0"/>
-          <w:i w:val="0"/>
-          <w:sz w:val="22"/>
-        </w:rPr>
-        <w:t>Остался последний вопрос. Обращение к стране. Что говорить?</w:t>
-      </w:r>
-    </w:p>
-    <w:p>
-      <w:pPr>
-        <w:spacing w:before="0" w:after="110" w:line="300" w:lineRule="auto"/>
-      </w:pPr>
-      <w:r>
-        <w:rPr>
-          <w:rFonts w:ascii="Times New Roman" w:hAnsi="Times New Roman" w:eastAsia="Malgun Gothic"/>
-          <w:b/>
-          <w:i w:val="0"/>
-          <w:sz w:val="22"/>
-        </w:rPr>
-        <w:t xml:space="preserve">Гребенщиков: </w:t>
-      </w:r>
-      <w:r>
-        <w:rPr>
-          <w:rFonts w:ascii="Times New Roman" w:hAnsi="Times New Roman" w:eastAsia="Malgun Gothic"/>
-          <w:b w:val="0"/>
-          <w:i w:val="0"/>
-          <w:sz w:val="22"/>
-        </w:rPr>
-        <w:t>Традиционно — благодарность героям, минута молчания, слова о единстве.</w:t>
-      </w:r>
-    </w:p>
-    <w:p>
-      <w:pPr>
-        <w:spacing w:before="0" w:after="110" w:line="300" w:lineRule="auto"/>
-      </w:pPr>
-      <w:r>
-        <w:rPr>
-          <w:rFonts w:ascii="Times New Roman" w:hAnsi="Times New Roman" w:eastAsia="Malgun Gothic"/>
-          <w:b/>
-          <w:i w:val="0"/>
-          <w:sz w:val="22"/>
-        </w:rPr>
-        <w:t xml:space="preserve">Ирина: </w:t>
-      </w:r>
-      <w:r>
-        <w:rPr>
-          <w:rFonts w:ascii="Times New Roman" w:hAnsi="Times New Roman" w:eastAsia="Malgun Gothic"/>
-          <w:b w:val="0"/>
-          <w:i w:val="0"/>
-          <w:sz w:val="22"/>
-        </w:rPr>
-        <w:t>А потом — цифры. Все. Сколько погибло за три года и за весну. Сколько ранено. Сколько пропало без вести. Сколько стоило. Сколько украли на поставках.</w:t>
-      </w:r>
-    </w:p>
-    <w:p>
-      <w:pPr>
-        <w:spacing w:before="0" w:after="110" w:line="300" w:lineRule="auto"/>
-      </w:pPr>
-      <w:r>
-        <w:rPr>
-          <w:rFonts w:ascii="Times New Roman" w:hAnsi="Times New Roman" w:eastAsia="Malgun Gothic"/>
-          <w:b/>
-          <w:i w:val="0"/>
-          <w:sz w:val="22"/>
-        </w:rPr>
-        <w:t xml:space="preserve">Гребенщиков: </w:t>
-      </w:r>
-      <w:r>
-        <w:rPr>
-          <w:rFonts w:ascii="Times New Roman" w:hAnsi="Times New Roman" w:eastAsia="Malgun Gothic"/>
-          <w:b w:val="0"/>
-          <w:i w:val="0"/>
-          <w:sz w:val="22"/>
-        </w:rPr>
-        <w:t>Ирина Олеговна, в день мира говорить о воровстве?</w:t>
-      </w:r>
-    </w:p>
-    <w:p>
-      <w:pPr>
-        <w:spacing w:before="0" w:after="110" w:line="300" w:lineRule="auto"/>
-      </w:pPr>
-      <w:r>
-        <w:rPr>
-          <w:rFonts w:ascii="Times New Roman" w:hAnsi="Times New Roman" w:eastAsia="Malgun Gothic"/>
-          <w:b/>
-          <w:i w:val="0"/>
-          <w:sz w:val="22"/>
-        </w:rPr>
-        <w:t xml:space="preserve">Ирина: </w:t>
-      </w:r>
-      <w:r>
-        <w:rPr>
-          <w:rFonts w:ascii="Times New Roman" w:hAnsi="Times New Roman" w:eastAsia="Malgun Gothic"/>
-          <w:b w:val="0"/>
-          <w:i w:val="0"/>
-          <w:sz w:val="22"/>
-        </w:rPr>
-        <w:t>А когда? Когда забудут? Анатолий Викторович, у Толстого в севастопольских рассказах есть фраза, которую он написал про войну, пока она ещё шла: «Герой же моей повести, которого я люблю всеми силами души, которого старался воспроизвести во всей красоте его и который всегда был, есть и будет прекрасен, — правда.»</w:t>
-      </w:r>
-    </w:p>
-    <w:p>
-      <w:pPr>
-        <w:spacing w:before="0" w:after="110" w:line="300" w:lineRule="auto"/>
-      </w:pPr>
-      <w:r>
-        <w:rPr>
-          <w:rFonts w:ascii="Times New Roman" w:hAnsi="Times New Roman" w:eastAsia="Malgun Gothic"/>
-          <w:b/>
-          <w:i w:val="0"/>
-          <w:sz w:val="22"/>
-        </w:rPr>
-        <w:t xml:space="preserve">Гребенщиков: </w:t>
-      </w:r>
       <w:r>
         <w:rPr>
           <w:rFonts w:ascii="Times New Roman" w:hAnsi="Times New Roman" w:eastAsia="Malgun Gothic"/>
@@ -3849,16 +3886,7 @@
           <w:color w:val="555555"/>
           <w:sz w:val="22"/>
         </w:rPr>
-        <w:t>(помолчав)</w:t>
-      </w:r>
-      <w:r>
-        <w:rPr>
-          <w:rFonts w:ascii="Times New Roman" w:hAnsi="Times New Roman" w:eastAsia="Malgun Gothic"/>
-          <w:b w:val="0"/>
-          <w:i w:val="0"/>
-          <w:sz w:val="22"/>
-        </w:rPr>
-        <w:t xml:space="preserve"> Он был молодой офицер. Ему было нечего терять.</w:t>
+        <w:t>(заправка; внутри — витрина с выпечкой, кофейный автомат, полки с шоколадками и семечками. За кассой — немолодая женщина в форменной жилетке)</w:t>
       </w:r>
     </w:p>
     <w:p>
@@ -3872,6 +3900,75 @@
           <w:i w:val="0"/>
           <w:sz w:val="22"/>
         </w:rPr>
+        <w:t xml:space="preserve">Кассирша: </w:t>
+      </w:r>
+      <w:r>
+        <w:rPr>
+          <w:rFonts w:ascii="Times New Roman" w:hAnsi="Times New Roman" w:eastAsia="Malgun Gothic"/>
+          <w:b w:val="0"/>
+          <w:i w:val="0"/>
+          <w:sz w:val="22"/>
+        </w:rPr>
+        <w:t>Добрый вечер. Бензин или так?</w:t>
+      </w:r>
+    </w:p>
+    <w:p>
+      <w:pPr>
+        <w:spacing w:before="0" w:after="110" w:line="300" w:lineRule="auto"/>
+      </w:pPr>
+      <w:r>
+        <w:rPr>
+          <w:rFonts w:ascii="Times New Roman" w:hAnsi="Times New Roman" w:eastAsia="Malgun Gothic"/>
+          <w:b/>
+          <w:i w:val="0"/>
+          <w:sz w:val="22"/>
+        </w:rPr>
+        <w:t xml:space="preserve">Болдин: </w:t>
+      </w:r>
+      <w:r>
+        <w:rPr>
+          <w:rFonts w:ascii="Times New Roman" w:hAnsi="Times New Roman" w:eastAsia="Malgun Gothic"/>
+          <w:b w:val="0"/>
+          <w:i w:val="0"/>
+          <w:sz w:val="22"/>
+        </w:rPr>
+        <w:t>Так. Перекусить.</w:t>
+      </w:r>
+    </w:p>
+    <w:p>
+      <w:pPr>
+        <w:spacing w:before="0" w:after="110" w:line="300" w:lineRule="auto"/>
+      </w:pPr>
+      <w:r>
+        <w:rPr>
+          <w:rFonts w:ascii="Times New Roman" w:hAnsi="Times New Roman" w:eastAsia="Malgun Gothic"/>
+          <w:b/>
+          <w:i w:val="0"/>
+          <w:sz w:val="22"/>
+        </w:rPr>
+        <w:t xml:space="preserve">Кассирша: </w:t>
+      </w:r>
+      <w:r>
+        <w:rPr>
+          <w:rFonts w:ascii="Times New Roman" w:hAnsi="Times New Roman" w:eastAsia="Malgun Gothic"/>
+          <w:b w:val="0"/>
+          <w:i w:val="0"/>
+          <w:sz w:val="22"/>
+        </w:rPr>
+        <w:t>Выпечка вон, в витрине. Горячие только сосиски в тесте. Пироги с утра, но свежие, не сомневайтесь.</w:t>
+      </w:r>
+    </w:p>
+    <w:p>
+      <w:pPr>
+        <w:spacing w:before="0" w:after="110" w:line="300" w:lineRule="auto"/>
+      </w:pPr>
+      <w:r>
+        <w:rPr>
+          <w:rFonts w:ascii="Times New Roman" w:hAnsi="Times New Roman" w:eastAsia="Malgun Gothic"/>
+          <w:b/>
+          <w:i w:val="0"/>
+          <w:sz w:val="22"/>
+        </w:rPr>
         <w:t xml:space="preserve">Лёша: </w:t>
       </w:r>
       <w:r>
@@ -3881,7 +3978,205 @@
           <w:i w:val="0"/>
           <w:sz w:val="22"/>
         </w:rPr>
-        <w:t xml:space="preserve">Было, Анатолий Викторович. Этот рассказ цензура изрезала вдоль и поперёк: правду о войне никогда не любят печатать, пока война идёт. </w:t>
+        <w:t>А с капустой остались?</w:t>
+      </w:r>
+    </w:p>
+    <w:p>
+      <w:pPr>
+        <w:spacing w:before="0" w:after="110" w:line="300" w:lineRule="auto"/>
+      </w:pPr>
+      <w:r>
+        <w:rPr>
+          <w:rFonts w:ascii="Times New Roman" w:hAnsi="Times New Roman" w:eastAsia="Malgun Gothic"/>
+          <w:b/>
+          <w:i w:val="0"/>
+          <w:sz w:val="22"/>
+        </w:rPr>
+        <w:t xml:space="preserve">Кассирша: </w:t>
+      </w:r>
+      <w:r>
+        <w:rPr>
+          <w:rFonts w:ascii="Times New Roman" w:hAnsi="Times New Roman" w:eastAsia="Malgun Gothic"/>
+          <w:b w:val="0"/>
+          <w:i w:val="0"/>
+          <w:sz w:val="22"/>
+        </w:rPr>
+        <w:t>Два последних. Ещё с картошкой есть и с яйцом-луком.</w:t>
+      </w:r>
+    </w:p>
+    <w:p>
+      <w:pPr>
+        <w:spacing w:before="0" w:after="110" w:line="300" w:lineRule="auto"/>
+      </w:pPr>
+      <w:r>
+        <w:rPr>
+          <w:rFonts w:ascii="Times New Roman" w:hAnsi="Times New Roman" w:eastAsia="Malgun Gothic"/>
+          <w:b/>
+          <w:i w:val="0"/>
+          <w:sz w:val="22"/>
+        </w:rPr>
+        <w:t xml:space="preserve">Лёша: </w:t>
+      </w:r>
+      <w:r>
+        <w:rPr>
+          <w:rFonts w:ascii="Times New Roman" w:hAnsi="Times New Roman" w:eastAsia="Malgun Gothic"/>
+          <w:b w:val="0"/>
+          <w:i w:val="0"/>
+          <w:sz w:val="22"/>
+        </w:rPr>
+        <w:t>Давайте оба с капустой и один с картошкой. Максим Игоревич, вам что взять?</w:t>
+      </w:r>
+    </w:p>
+    <w:p>
+      <w:pPr>
+        <w:spacing w:before="0" w:after="110" w:line="300" w:lineRule="auto"/>
+      </w:pPr>
+      <w:r>
+        <w:rPr>
+          <w:rFonts w:ascii="Times New Roman" w:hAnsi="Times New Roman" w:eastAsia="Malgun Gothic"/>
+          <w:b/>
+          <w:i w:val="0"/>
+          <w:sz w:val="22"/>
+        </w:rPr>
+        <w:t xml:space="preserve">Болдин: </w:t>
+      </w:r>
+      <w:r>
+        <w:rPr>
+          <w:rFonts w:ascii="Times New Roman" w:hAnsi="Times New Roman" w:eastAsia="Malgun Gothic"/>
+          <w:b w:val="0"/>
+          <w:i w:val="0"/>
+          <w:sz w:val="22"/>
+        </w:rPr>
+        <w:t>Ничего, спасибо. Я на службе.</w:t>
+      </w:r>
+    </w:p>
+    <w:p>
+      <w:pPr>
+        <w:spacing w:before="0" w:after="110" w:line="300" w:lineRule="auto"/>
+      </w:pPr>
+      <w:r>
+        <w:rPr>
+          <w:rFonts w:ascii="Times New Roman" w:hAnsi="Times New Roman" w:eastAsia="Malgun Gothic"/>
+          <w:b/>
+          <w:i w:val="0"/>
+          <w:sz w:val="22"/>
+        </w:rPr>
+        <w:t xml:space="preserve">Лёша: </w:t>
+      </w:r>
+      <w:r>
+        <w:rPr>
+          <w:rFonts w:ascii="Times New Roman" w:hAnsi="Times New Roman" w:eastAsia="Malgun Gothic"/>
+          <w:b w:val="0"/>
+          <w:i w:val="0"/>
+          <w:sz w:val="22"/>
+        </w:rPr>
+        <w:t>На службе тоже едят. Ильдар, а вы?</w:t>
+      </w:r>
+    </w:p>
+    <w:p>
+      <w:pPr>
+        <w:spacing w:before="0" w:after="110" w:line="300" w:lineRule="auto"/>
+      </w:pPr>
+      <w:r>
+        <w:rPr>
+          <w:rFonts w:ascii="Times New Roman" w:hAnsi="Times New Roman" w:eastAsia="Malgun Gothic"/>
+          <w:b/>
+          <w:i w:val="0"/>
+          <w:sz w:val="22"/>
+        </w:rPr>
+        <w:t xml:space="preserve">Ильдар: </w:t>
+      </w:r>
+      <w:r>
+        <w:rPr>
+          <w:rFonts w:ascii="Times New Roman" w:hAnsi="Times New Roman" w:eastAsia="Malgun Gothic"/>
+          <w:b w:val="0"/>
+          <w:i w:val="0"/>
+          <w:sz w:val="22"/>
+        </w:rPr>
+        <w:t>Мне сосиску в тесте, если можно. И кофе покрепче. А то глаза слипаются.</w:t>
+      </w:r>
+    </w:p>
+    <w:p>
+      <w:pPr>
+        <w:spacing w:before="0" w:after="110" w:line="300" w:lineRule="auto"/>
+      </w:pPr>
+      <w:r>
+        <w:rPr>
+          <w:rFonts w:ascii="Times New Roman" w:hAnsi="Times New Roman" w:eastAsia="Malgun Gothic"/>
+          <w:b/>
+          <w:i w:val="0"/>
+          <w:sz w:val="22"/>
+        </w:rPr>
+        <w:t xml:space="preserve">Кассирша: </w:t>
+      </w:r>
+      <w:r>
+        <w:rPr>
+          <w:rFonts w:ascii="Times New Roman" w:hAnsi="Times New Roman" w:eastAsia="Malgun Gothic"/>
+          <w:b w:val="0"/>
+          <w:i w:val="0"/>
+          <w:sz w:val="22"/>
+        </w:rPr>
+        <w:t>Кофе в автомате, сами нажмёте. Стаканчики рядом, крышки внизу.</w:t>
+      </w:r>
+    </w:p>
+    <w:p>
+      <w:pPr>
+        <w:spacing w:before="0" w:after="110" w:line="300" w:lineRule="auto"/>
+      </w:pPr>
+      <w:r>
+        <w:rPr>
+          <w:rFonts w:ascii="Times New Roman" w:hAnsi="Times New Roman" w:eastAsia="Malgun Gothic"/>
+          <w:b/>
+          <w:i w:val="0"/>
+          <w:sz w:val="22"/>
+        </w:rPr>
+        <w:t xml:space="preserve">Лёша: </w:t>
+      </w:r>
+      <w:r>
+        <w:rPr>
+          <w:rFonts w:ascii="Times New Roman" w:hAnsi="Times New Roman" w:eastAsia="Malgun Gothic"/>
+          <w:b w:val="0"/>
+          <w:i w:val="0"/>
+          <w:sz w:val="22"/>
+        </w:rPr>
+        <w:t>А чай у вас есть?</w:t>
+      </w:r>
+    </w:p>
+    <w:p>
+      <w:pPr>
+        <w:spacing w:before="0" w:after="110" w:line="300" w:lineRule="auto"/>
+      </w:pPr>
+      <w:r>
+        <w:rPr>
+          <w:rFonts w:ascii="Times New Roman" w:hAnsi="Times New Roman" w:eastAsia="Malgun Gothic"/>
+          <w:b/>
+          <w:i w:val="0"/>
+          <w:sz w:val="22"/>
+        </w:rPr>
+        <w:t xml:space="preserve">Кассирша: </w:t>
+      </w:r>
+      <w:r>
+        <w:rPr>
+          <w:rFonts w:ascii="Times New Roman" w:hAnsi="Times New Roman" w:eastAsia="Malgun Gothic"/>
+          <w:b w:val="0"/>
+          <w:i w:val="0"/>
+          <w:sz w:val="22"/>
+        </w:rPr>
+        <w:t>В пакетиках. Кипяток там же. Сахар берите сколько надо, не стесняйтесь.</w:t>
+      </w:r>
+    </w:p>
+    <w:p>
+      <w:pPr>
+        <w:spacing w:before="0" w:after="110" w:line="300" w:lineRule="auto"/>
+      </w:pPr>
+      <w:r>
+        <w:rPr>
+          <w:rFonts w:ascii="Times New Roman" w:hAnsi="Times New Roman" w:eastAsia="Malgun Gothic"/>
+          <w:b/>
+          <w:i w:val="0"/>
+          <w:sz w:val="22"/>
+        </w:rPr>
+        <w:t xml:space="preserve">Лёша: </w:t>
       </w:r>
       <w:r>
         <w:rPr>
@@ -3891,7 +4186,7 @@
           <w:color w:val="555555"/>
           <w:sz w:val="22"/>
         </w:rPr>
-        <w:t>(пауза)</w:t>
+        <w:t>(разглядывая полку)</w:t>
       </w:r>
       <w:r>
         <w:rPr>
@@ -3900,7 +4195,7 @@
           <w:i w:val="0"/>
           <w:sz w:val="22"/>
         </w:rPr>
-        <w:t xml:space="preserve"> Ирина права. Без правды любая благодарность — оркестр на вокзале. Сыграли и разошлись.</w:t>
+        <w:t xml:space="preserve"> И семечки дайте, пожалуйста. Вот эти, жареные.</w:t>
       </w:r>
     </w:p>
     <w:p>
@@ -3914,7 +4209,7 @@
           <w:i w:val="0"/>
           <w:sz w:val="22"/>
         </w:rPr>
-        <w:t xml:space="preserve">Катя: </w:t>
+        <w:t xml:space="preserve">Кассирша: </w:t>
       </w:r>
       <w:r>
         <w:rPr>
@@ -3923,7 +4218,7 @@
           <w:i w:val="0"/>
           <w:sz w:val="22"/>
         </w:rPr>
-        <w:t>Тогда и про того контрактника со двора — тоже?</w:t>
+        <w:t>Солёные или без соли?</w:t>
       </w:r>
     </w:p>
     <w:p>
@@ -3946,90 +4241,7 @@
           <w:i w:val="0"/>
           <w:sz w:val="22"/>
         </w:rPr>
-        <w:t>Тоже. Что он под судом, что суд будет обычным и что сосед выжил. И что оружие можно сдать без вопросов. Правда — это не только погибшие. Это и те, кто вернулся не таким.</w:t>
-      </w:r>
-    </w:p>
-    <w:p>
-      <w:pPr>
-        <w:spacing w:before="0" w:after="110" w:line="300" w:lineRule="auto"/>
-      </w:pPr>
-      <w:r>
-        <w:rPr>
-          <w:rFonts w:ascii="Times New Roman" w:hAnsi="Times New Roman" w:eastAsia="Malgun Gothic"/>
-          <w:b/>
-          <w:i w:val="0"/>
-          <w:sz w:val="22"/>
-        </w:rPr>
-        <w:t xml:space="preserve">Гребенщиков: </w:t>
-      </w:r>
-      <w:r>
-        <w:rPr>
-          <w:rFonts w:ascii="Times New Roman" w:hAnsi="Times New Roman" w:eastAsia="Malgun Gothic"/>
-          <w:b w:val="0"/>
-          <w:i w:val="0"/>
-          <w:sz w:val="22"/>
-        </w:rPr>
-        <w:t>Рейтинг вам это не поднимет.</w:t>
-      </w:r>
-    </w:p>
-    <w:p>
-      <w:pPr>
-        <w:spacing w:before="0" w:after="110" w:line="300" w:lineRule="auto"/>
-      </w:pPr>
-      <w:r>
-        <w:rPr>
-          <w:rFonts w:ascii="Times New Roman" w:hAnsi="Times New Roman" w:eastAsia="Malgun Gothic"/>
-          <w:b/>
-          <w:i w:val="0"/>
-          <w:sz w:val="22"/>
-        </w:rPr>
-        <w:t xml:space="preserve">Лёша: </w:t>
-      </w:r>
-      <w:r>
-        <w:rPr>
-          <w:rFonts w:ascii="Times New Roman" w:hAnsi="Times New Roman" w:eastAsia="Malgun Gothic"/>
-          <w:b w:val="0"/>
-          <w:i w:val="0"/>
-          <w:sz w:val="22"/>
-        </w:rPr>
-        <w:t>Я не за рейтингом ездил сегодня на ту кухню.</w:t>
-      </w:r>
-    </w:p>
-    <w:p>
-      <w:pPr>
-        <w:spacing w:before="0" w:after="110" w:line="300" w:lineRule="auto"/>
-      </w:pPr>
-      <w:r>
-        <w:rPr>
-          <w:rFonts w:ascii="Times New Roman" w:hAnsi="Times New Roman" w:eastAsia="Malgun Gothic"/>
-          <w:b/>
-          <w:i w:val="0"/>
-          <w:sz w:val="22"/>
-        </w:rPr>
-        <w:t xml:space="preserve">Гребенщиков: </w:t>
-      </w:r>
-      <w:r>
-        <w:rPr>
-          <w:rFonts w:ascii="Times New Roman" w:hAnsi="Times New Roman" w:eastAsia="Malgun Gothic"/>
-          <w:b w:val="0"/>
-          <w:i w:val="0"/>
-          <w:sz w:val="22"/>
-        </w:rPr>
-        <w:t>Знаю. Поэтому и говорю вслух — чтобы вы знали, что я знаю.</w:t>
-      </w:r>
-    </w:p>
-    <w:p>
-      <w:pPr>
-        <w:spacing w:before="0" w:after="110" w:line="300" w:lineRule="auto"/>
-      </w:pPr>
-      <w:r>
-        <w:rPr>
-          <w:rFonts w:ascii="Times New Roman" w:hAnsi="Times New Roman" w:eastAsia="Malgun Gothic"/>
-          <w:b/>
-          <w:i w:val="0"/>
-          <w:sz w:val="22"/>
-        </w:rPr>
-        <w:t xml:space="preserve">Ирина: </w:t>
+        <w:t xml:space="preserve">Без соли. </w:t>
       </w:r>
       <w:r>
         <w:rPr>
@@ -4039,7 +4251,7 @@
           <w:color w:val="555555"/>
           <w:sz w:val="22"/>
         </w:rPr>
-        <w:t>(когда экран гаснет)</w:t>
+        <w:t>(Болдину)</w:t>
       </w:r>
       <w:r>
         <w:rPr>
@@ -4048,7 +4260,7 @@
           <w:i w:val="0"/>
           <w:sz w:val="22"/>
         </w:rPr>
-        <w:t xml:space="preserve"> Вы о чём-то думаете с самого аэродрома.</w:t>
+        <w:t xml:space="preserve"> Будете в машине щёлкать?</w:t>
       </w:r>
     </w:p>
     <w:p>
@@ -4062,7 +4274,7 @@
           <w:i w:val="0"/>
           <w:sz w:val="22"/>
         </w:rPr>
-        <w:t xml:space="preserve">Лёша: </w:t>
+        <w:t xml:space="preserve">Болдин: </w:t>
       </w:r>
       <w:r>
         <w:rPr>
@@ -4071,7 +4283,7 @@
           <w:i w:val="0"/>
           <w:sz w:val="22"/>
         </w:rPr>
-        <w:t>О том, что сказал сержант. «Все спрашивают, страшно ли было. Никто не спрашивает, как сейчас». Мы три года спрашивали страну, готова ли она воевать. И ни разу — готова ли она их принять.</w:t>
+        <w:t>В машине не мусорят, Алексей Николаевич.</w:t>
       </w:r>
     </w:p>
     <w:p>
@@ -4085,39 +4297,7 @@
           <w:i w:val="0"/>
           <w:sz w:val="22"/>
         </w:rPr>
-        <w:t xml:space="preserve">Ирина: </w:t>
-      </w:r>
-      <w:r>
-        <w:rPr>
-          <w:rFonts w:ascii="Times New Roman" w:hAnsi="Times New Roman" w:eastAsia="Malgun Gothic"/>
-          <w:b w:val="0"/>
-          <w:i w:val="0"/>
-          <w:sz w:val="22"/>
-        </w:rPr>
-        <w:t>Теперь спросили.</w:t>
-      </w:r>
-    </w:p>
-    <w:p>
-      <w:pPr>
-        <w:spacing w:before="0" w:after="110" w:line="300" w:lineRule="auto"/>
-      </w:pPr>
-      <w:r>
-        <w:rPr>
-          <w:rFonts w:ascii="Times New Roman" w:hAnsi="Times New Roman" w:eastAsia="Malgun Gothic"/>
-          <w:b/>
-          <w:i w:val="0"/>
-          <w:sz w:val="22"/>
-        </w:rPr>
-        <w:t xml:space="preserve">Лёша: </w:t>
-      </w:r>
-      <w:r>
-        <w:rPr>
-          <w:rFonts w:ascii="Times New Roman" w:hAnsi="Times New Roman" w:eastAsia="Malgun Gothic"/>
-          <w:b w:val="0"/>
-          <w:i w:val="0"/>
-          <w:sz w:val="22"/>
-        </w:rPr>
-        <w:t xml:space="preserve">Спросили. Отвечать будем долго. </w:t>
+        <w:t xml:space="preserve">Ильдар: </w:t>
       </w:r>
       <w:r>
         <w:rPr>
@@ -4127,7 +4307,7 @@
           <w:color w:val="555555"/>
           <w:sz w:val="22"/>
         </w:rPr>
-        <w:t>(помолчав)</w:t>
+        <w:t>(смеётся)</w:t>
       </w:r>
       <w:r>
         <w:rPr>
@@ -4136,7 +4316,7 @@
           <w:i w:val="0"/>
           <w:sz w:val="22"/>
         </w:rPr>
-        <w:t xml:space="preserve"> Катя, что у нас завтра?</w:t>
+        <w:t xml:space="preserve"> Да я пакетик подставлю, Максим Игоревич, не волнуйтесь.</w:t>
       </w:r>
     </w:p>
     <w:p>
@@ -4150,16 +4330,26 @@
           <w:i w:val="0"/>
           <w:sz w:val="22"/>
         </w:rPr>
-        <w:t xml:space="preserve">Катя: </w:t>
+        <w:t xml:space="preserve">Кассирша: </w:t>
       </w:r>
       <w:r>
         <w:rPr>
           <w:rFonts w:ascii="Times New Roman" w:hAnsi="Times New Roman" w:eastAsia="Malgun Gothic"/>
           <w:b w:val="0"/>
-          <w:i w:val="0"/>
-          <w:sz w:val="22"/>
-        </w:rPr>
-        <w:t>Завтра в десять — кадровая комиссия. Список рекомендаций на двенадцать ключевых постов. Тридцать восемь фамилий.</w:t>
+          <w:i/>
+          <w:color w:val="555555"/>
+          <w:sz w:val="22"/>
+        </w:rPr>
+        <w:t>(присматриваясь к Лёше)</w:t>
+      </w:r>
+      <w:r>
+        <w:rPr>
+          <w:rFonts w:ascii="Times New Roman" w:hAnsi="Times New Roman" w:eastAsia="Malgun Gothic"/>
+          <w:b w:val="0"/>
+          <w:i w:val="0"/>
+          <w:sz w:val="22"/>
+        </w:rPr>
+        <w:t xml:space="preserve"> А вы на президента похожи. Вам не говорили?</w:t>
       </w:r>
     </w:p>
     <w:p>
@@ -4182,7 +4372,7 @@
           <w:i w:val="0"/>
           <w:sz w:val="22"/>
         </w:rPr>
-        <w:t>Тридцать восемь фамилий на двенадцать мест… Сколько из них моложе пятидесяти?</w:t>
+        <w:t>Говорили. Частенько.</w:t>
       </w:r>
     </w:p>
     <w:p>
@@ -4196,7 +4386,7 @@
           <w:i w:val="0"/>
           <w:sz w:val="22"/>
         </w:rPr>
-        <w:t xml:space="preserve">Катя: </w:t>
+        <w:t xml:space="preserve">Кассирша: </w:t>
       </w:r>
       <w:r>
         <w:rPr>
@@ -4205,11 +4395,231 @@
           <w:i w:val="0"/>
           <w:sz w:val="22"/>
         </w:rPr>
-        <w:t>Посмотрите завтра сами, Алексей Николаевич. Вам не понравится.</w:t>
+        <w:t xml:space="preserve">Ну, вам не позавидуешь. У него работа нервная. </w:t>
+      </w:r>
+      <w:r>
+        <w:rPr>
+          <w:rFonts w:ascii="Times New Roman" w:hAnsi="Times New Roman" w:eastAsia="Malgun Gothic"/>
+          <w:b w:val="0"/>
+          <w:i/>
+          <w:color w:val="555555"/>
+          <w:sz w:val="22"/>
+        </w:rPr>
+        <w:t>(пробивая)</w:t>
+      </w:r>
+      <w:r>
+        <w:rPr>
+          <w:rFonts w:ascii="Times New Roman" w:hAnsi="Times New Roman" w:eastAsia="Malgun Gothic"/>
+          <w:b w:val="0"/>
+          <w:i w:val="0"/>
+          <w:sz w:val="22"/>
+        </w:rPr>
+        <w:t xml:space="preserve"> С вас — вот, на экране.</w:t>
       </w:r>
     </w:p>
     <w:p>
       <w:pPr>
+        <w:spacing w:before="0" w:after="110" w:line="300" w:lineRule="auto"/>
+      </w:pPr>
+      <w:r>
+        <w:rPr>
+          <w:rFonts w:ascii="Times New Roman" w:hAnsi="Times New Roman" w:eastAsia="Malgun Gothic"/>
+          <w:b/>
+          <w:i w:val="0"/>
+          <w:sz w:val="22"/>
+        </w:rPr>
+        <w:t xml:space="preserve">Лёша: </w:t>
+      </w:r>
+      <w:r>
+        <w:rPr>
+          <w:rFonts w:ascii="Times New Roman" w:hAnsi="Times New Roman" w:eastAsia="Malgun Gothic"/>
+          <w:b w:val="0"/>
+          <w:i w:val="0"/>
+          <w:sz w:val="22"/>
+        </w:rPr>
+        <w:t>Сдачи не надо.</w:t>
+      </w:r>
+    </w:p>
+    <w:p>
+      <w:pPr>
+        <w:spacing w:before="0" w:after="110" w:line="300" w:lineRule="auto"/>
+      </w:pPr>
+      <w:r>
+        <w:rPr>
+          <w:rFonts w:ascii="Times New Roman" w:hAnsi="Times New Roman" w:eastAsia="Malgun Gothic"/>
+          <w:b/>
+          <w:i w:val="0"/>
+          <w:sz w:val="22"/>
+        </w:rPr>
+        <w:t xml:space="preserve">Кассирша: </w:t>
+      </w:r>
+      <w:r>
+        <w:rPr>
+          <w:rFonts w:ascii="Times New Roman" w:hAnsi="Times New Roman" w:eastAsia="Malgun Gothic"/>
+          <w:b w:val="0"/>
+          <w:i w:val="0"/>
+          <w:sz w:val="22"/>
+        </w:rPr>
+        <w:t>Как это не надо? Держите. Мне чужого не надо. И пакет возьмите, а то всё по дороге растеряете.</w:t>
+      </w:r>
+    </w:p>
+    <w:p>
+      <w:pPr>
+        <w:spacing w:before="0" w:after="110" w:line="300" w:lineRule="auto"/>
+      </w:pPr>
+      <w:r>
+        <w:rPr>
+          <w:rFonts w:ascii="Times New Roman" w:hAnsi="Times New Roman" w:eastAsia="Malgun Gothic"/>
+          <w:b w:val="0"/>
+          <w:i/>
+          <w:color w:val="555555"/>
+          <w:sz w:val="22"/>
+        </w:rPr>
+        <w:t>(снова в машине; Ильдар дует на кофе, Лёша разворачивает пирожок)</w:t>
+      </w:r>
+    </w:p>
+    <w:p>
+      <w:pPr>
+        <w:spacing w:before="0" w:after="110" w:line="300" w:lineRule="auto"/>
+      </w:pPr>
+      <w:r>
+        <w:rPr>
+          <w:rFonts w:ascii="Times New Roman" w:hAnsi="Times New Roman" w:eastAsia="Malgun Gothic"/>
+          <w:b/>
+          <w:i w:val="0"/>
+          <w:sz w:val="22"/>
+        </w:rPr>
+        <w:t xml:space="preserve">Лёша: </w:t>
+      </w:r>
+      <w:r>
+        <w:rPr>
+          <w:rFonts w:ascii="Times New Roman" w:hAnsi="Times New Roman" w:eastAsia="Malgun Gothic"/>
+          <w:b w:val="0"/>
+          <w:i w:val="0"/>
+          <w:sz w:val="22"/>
+        </w:rPr>
+        <w:t>Ешьте, Максим Игоревич. Я вам с картошкой взял. Не пропадать же добру.</w:t>
+      </w:r>
+    </w:p>
+    <w:p>
+      <w:pPr>
+        <w:spacing w:before="0" w:after="110" w:line="300" w:lineRule="auto"/>
+      </w:pPr>
+      <w:r>
+        <w:rPr>
+          <w:rFonts w:ascii="Times New Roman" w:hAnsi="Times New Roman" w:eastAsia="Malgun Gothic"/>
+          <w:b/>
+          <w:i w:val="0"/>
+          <w:sz w:val="22"/>
+        </w:rPr>
+        <w:t xml:space="preserve">Болдин: </w:t>
+      </w:r>
+      <w:r>
+        <w:rPr>
+          <w:rFonts w:ascii="Times New Roman" w:hAnsi="Times New Roman" w:eastAsia="Malgun Gothic"/>
+          <w:b w:val="0"/>
+          <w:i/>
+          <w:color w:val="555555"/>
+          <w:sz w:val="22"/>
+        </w:rPr>
+        <w:t>(помедлив, берёт)</w:t>
+      </w:r>
+      <w:r>
+        <w:rPr>
+          <w:rFonts w:ascii="Times New Roman" w:hAnsi="Times New Roman" w:eastAsia="Malgun Gothic"/>
+          <w:b w:val="0"/>
+          <w:i w:val="0"/>
+          <w:sz w:val="22"/>
+        </w:rPr>
+        <w:t xml:space="preserve"> Спасибо. Только крошки…</w:t>
+      </w:r>
+    </w:p>
+    <w:p>
+      <w:pPr>
+        <w:spacing w:before="0" w:after="110" w:line="300" w:lineRule="auto"/>
+      </w:pPr>
+      <w:r>
+        <w:rPr>
+          <w:rFonts w:ascii="Times New Roman" w:hAnsi="Times New Roman" w:eastAsia="Malgun Gothic"/>
+          <w:b/>
+          <w:i w:val="0"/>
+          <w:sz w:val="22"/>
+        </w:rPr>
+        <w:t xml:space="preserve">Ильдар: </w:t>
+      </w:r>
+      <w:r>
+        <w:rPr>
+          <w:rFonts w:ascii="Times New Roman" w:hAnsi="Times New Roman" w:eastAsia="Malgun Gothic"/>
+          <w:b w:val="0"/>
+          <w:i w:val="0"/>
+          <w:sz w:val="22"/>
+        </w:rPr>
+        <w:t>Да протру я потом. Кушайте на здоровье.</w:t>
+      </w:r>
+    </w:p>
+    <w:p>
+      <w:pPr>
+        <w:spacing w:before="0" w:after="110" w:line="300" w:lineRule="auto"/>
+      </w:pPr>
+      <w:r>
+        <w:rPr>
+          <w:rFonts w:ascii="Times New Roman" w:hAnsi="Times New Roman" w:eastAsia="Malgun Gothic"/>
+          <w:b/>
+          <w:i w:val="0"/>
+          <w:sz w:val="22"/>
+        </w:rPr>
+        <w:t xml:space="preserve">Лёша: </w:t>
+      </w:r>
+      <w:r>
+        <w:rPr>
+          <w:rFonts w:ascii="Times New Roman" w:hAnsi="Times New Roman" w:eastAsia="Malgun Gothic"/>
+          <w:b w:val="0"/>
+          <w:i w:val="0"/>
+          <w:sz w:val="22"/>
+        </w:rPr>
+        <w:t>М-м… Правда хорошие. Ильдар, вы знаток.</w:t>
+      </w:r>
+    </w:p>
+    <w:p>
+      <w:pPr>
+        <w:spacing w:before="0" w:after="110" w:line="300" w:lineRule="auto"/>
+      </w:pPr>
+      <w:r>
+        <w:rPr>
+          <w:rFonts w:ascii="Times New Roman" w:hAnsi="Times New Roman" w:eastAsia="Malgun Gothic"/>
+          <w:b/>
+          <w:i w:val="0"/>
+          <w:sz w:val="22"/>
+        </w:rPr>
+        <w:t xml:space="preserve">Ильдар: </w:t>
+      </w:r>
+      <w:r>
+        <w:rPr>
+          <w:rFonts w:ascii="Times New Roman" w:hAnsi="Times New Roman" w:eastAsia="Malgun Gothic"/>
+          <w:b w:val="0"/>
+          <w:i w:val="0"/>
+          <w:sz w:val="22"/>
+        </w:rPr>
+        <w:t>А то. Двадцать лет за рулём — где что пекут, всё знаю.</w:t>
+      </w:r>
+    </w:p>
+    <w:p>
+      <w:pPr>
+        <w:spacing w:before="0" w:after="110" w:line="300" w:lineRule="auto"/>
+      </w:pPr>
+      <w:r>
+        <w:rPr>
+          <w:rFonts w:ascii="Times New Roman" w:hAnsi="Times New Roman" w:eastAsia="Malgun Gothic"/>
+          <w:b w:val="0"/>
+          <w:i/>
+          <w:color w:val="555555"/>
+          <w:sz w:val="22"/>
+        </w:rPr>
+        <w:t>(у Лёши звонит телефон)</w:t>
+      </w:r>
+    </w:p>
+    <w:p>
+      <w:pPr>
         <w:keepNext/>
         <w:spacing w:before="320" w:after="140"/>
       </w:pPr>
@@ -4221,12 +4631,12 @@
           <w:color w:val="1F3864"/>
           <w:sz w:val="26"/>
         </w:rPr>
-        <w:t>핵심 문학 인용</w:t>
+        <w:t>장면 7 — 귀경길 차 안과 밤의 집무실 — 이야기의 주인공</w:t>
       </w:r>
     </w:p>
     <w:p>
       <w:pPr>
-        <w:spacing w:before="0" w:after="120"/>
+        <w:spacing w:before="0" w:after="110" w:line="300" w:lineRule="auto"/>
       </w:pPr>
       <w:r>
         <w:rPr>
@@ -4235,20 +4645,658 @@
           <w:i w:val="0"/>
           <w:sz w:val="22"/>
         </w:rPr>
-        <w:t>Толстой, «Севастополь в мае» (заключительные строки): «Герой же моей повести, которого я люблю всеми силами души, которого старался воспроизвести во всей красоте его и который всегда был, есть и будет прекрасен,</w:t>
+        <w:t xml:space="preserve">Ирина: </w:t>
       </w:r>
       <w:r>
         <w:rPr>
           <w:rFonts w:ascii="Times New Roman" w:hAnsi="Times New Roman" w:eastAsia="Malgun Gothic"/>
           <w:b w:val="0"/>
-          <w:i w:val="0"/>
-          <w:sz w:val="22"/>
-        </w:rPr>
-        <w:t xml:space="preserve"> — правда.» — 한국어 해설: 전쟁이 아직 한창이던 때 젊은 포병 장교 톨스토이가 쓴 세바스토폴 이야기의 마지막 문장. 장면 6에서 대국민 연설에 전사·부상·실종자 수와 조달 비리까지 모두 밝히자며 이리나가 인용하고, 료샤는 "진실 없는 감사는 역에서 연주하고 흩어지는 악대일 뿐"이라고 받아 연설 방향을 정한다. 영웅담 대신 진실을 이야기의 주인공으로 삼는다는 이 화의 결론이다 (장면 6).</w:t>
+          <w:i/>
+          <w:color w:val="555555"/>
+          <w:sz w:val="22"/>
+        </w:rPr>
+        <w:t>(по телефону, пока машина идёт к аэродрому)</w:t>
+      </w:r>
+      <w:r>
+        <w:rPr>
+          <w:rFonts w:ascii="Times New Roman" w:hAnsi="Times New Roman" w:eastAsia="Malgun Gothic"/>
+          <w:b w:val="0"/>
+          <w:i w:val="0"/>
+          <w:sz w:val="22"/>
+        </w:rPr>
+        <w:t xml:space="preserve"> Приказ об анонимности подписан, Алексей Николаевич. Борис Игоревич позвонил из машины и продиктовал мне текст сам. Кажется, он боялся, что к утру передумает кто-нибудь из его заместителей.</w:t>
       </w:r>
     </w:p>
     <w:p>
       <w:pPr>
+        <w:spacing w:before="0" w:after="110" w:line="300" w:lineRule="auto"/>
+      </w:pPr>
+      <w:r>
+        <w:rPr>
+          <w:rFonts w:ascii="Times New Roman" w:hAnsi="Times New Roman" w:eastAsia="Malgun Gothic"/>
+          <w:b/>
+          <w:i w:val="0"/>
+          <w:sz w:val="22"/>
+        </w:rPr>
+        <w:t xml:space="preserve">Лёша: </w:t>
+      </w:r>
+      <w:r>
+        <w:rPr>
+          <w:rFonts w:ascii="Times New Roman" w:hAnsi="Times New Roman" w:eastAsia="Malgun Gothic"/>
+          <w:b w:val="0"/>
+          <w:i w:val="0"/>
+          <w:sz w:val="22"/>
+        </w:rPr>
+        <w:t>Не передумает. Он сегодня на той кухне стоял дольше, чем я.</w:t>
+      </w:r>
+    </w:p>
+    <w:p>
+      <w:pPr>
+        <w:spacing w:before="0" w:after="110" w:line="300" w:lineRule="auto"/>
+      </w:pPr>
+      <w:r>
+        <w:rPr>
+          <w:rFonts w:ascii="Times New Roman" w:hAnsi="Times New Roman" w:eastAsia="Malgun Gothic"/>
+          <w:b w:val="0"/>
+          <w:i/>
+          <w:color w:val="555555"/>
+          <w:sz w:val="22"/>
+        </w:rPr>
+        <w:t>(поздно вечером, кабинет; Ирина, Катя, Томская, Гребенщиков по видеосвязи)</w:t>
+      </w:r>
+    </w:p>
+    <w:p>
+      <w:pPr>
+        <w:spacing w:before="0" w:after="110" w:line="300" w:lineRule="auto"/>
+      </w:pPr>
+      <w:r>
+        <w:rPr>
+          <w:rFonts w:ascii="Times New Roman" w:hAnsi="Times New Roman" w:eastAsia="Malgun Gothic"/>
+          <w:b/>
+          <w:i w:val="0"/>
+          <w:sz w:val="22"/>
+        </w:rPr>
+        <w:t xml:space="preserve">Катя: </w:t>
+      </w:r>
+      <w:r>
+        <w:rPr>
+          <w:rFonts w:ascii="Times New Roman" w:hAnsi="Times New Roman" w:eastAsia="Malgun Gothic"/>
+          <w:b w:val="0"/>
+          <w:i w:val="0"/>
+          <w:sz w:val="22"/>
+        </w:rPr>
+        <w:t>По документам — черновик готов. Одно заявление, тридцать дней, молчание ведомства — это согласие. Бывшим пленным — срок плена засчитывается в службу автоматически.</w:t>
+      </w:r>
+    </w:p>
+    <w:p>
+      <w:pPr>
+        <w:spacing w:before="0" w:after="110" w:line="300" w:lineRule="auto"/>
+      </w:pPr>
+      <w:r>
+        <w:rPr>
+          <w:rFonts w:ascii="Times New Roman" w:hAnsi="Times New Roman" w:eastAsia="Malgun Gothic"/>
+          <w:b/>
+          <w:i w:val="0"/>
+          <w:sz w:val="22"/>
+        </w:rPr>
+        <w:t xml:space="preserve">Томская: </w:t>
+      </w:r>
+      <w:r>
+        <w:rPr>
+          <w:rFonts w:ascii="Times New Roman" w:hAnsi="Times New Roman" w:eastAsia="Malgun Gothic"/>
+          <w:b w:val="0"/>
+          <w:i w:val="0"/>
+          <w:sz w:val="22"/>
+        </w:rPr>
+        <w:t>По заводам — первые три гражданских заказа уже нашлись: вагоны для пригородных поездов, медицинское оборудование и мосты для северных дорог. Не спасёт всех, но треть сокращений можно превратить в переобучение с сохранением зарплаты.</w:t>
+      </w:r>
+    </w:p>
+    <w:p>
+      <w:pPr>
+        <w:spacing w:before="0" w:after="110" w:line="300" w:lineRule="auto"/>
+      </w:pPr>
+      <w:r>
+        <w:rPr>
+          <w:rFonts w:ascii="Times New Roman" w:hAnsi="Times New Roman" w:eastAsia="Malgun Gothic"/>
+          <w:b/>
+          <w:i w:val="0"/>
+          <w:sz w:val="22"/>
+        </w:rPr>
+        <w:t xml:space="preserve">Гребенщиков: </w:t>
+      </w:r>
+      <w:r>
+        <w:rPr>
+          <w:rFonts w:ascii="Times New Roman" w:hAnsi="Times New Roman" w:eastAsia="Malgun Gothic"/>
+          <w:b w:val="0"/>
+          <w:i/>
+          <w:color w:val="555555"/>
+          <w:sz w:val="22"/>
+        </w:rPr>
+        <w:t>(по видеосвязи)</w:t>
+      </w:r>
+      <w:r>
+        <w:rPr>
+          <w:rFonts w:ascii="Times New Roman" w:hAnsi="Times New Roman" w:eastAsia="Malgun Gothic"/>
+          <w:b w:val="0"/>
+          <w:i w:val="0"/>
+          <w:sz w:val="22"/>
+        </w:rPr>
+        <w:t xml:space="preserve"> Правый фланг, кстати, сменил тон. Слушания о «цене уступок» превратились в слушания о справках. С этим они спорить не могут.</w:t>
+      </w:r>
+    </w:p>
+    <w:p>
+      <w:pPr>
+        <w:spacing w:before="0" w:after="110" w:line="300" w:lineRule="auto"/>
+      </w:pPr>
+      <w:r>
+        <w:rPr>
+          <w:rFonts w:ascii="Times New Roman" w:hAnsi="Times New Roman" w:eastAsia="Malgun Gothic"/>
+          <w:b/>
+          <w:i w:val="0"/>
+          <w:sz w:val="22"/>
+        </w:rPr>
+        <w:t xml:space="preserve">Лёша: </w:t>
+      </w:r>
+      <w:r>
+        <w:rPr>
+          <w:rFonts w:ascii="Times New Roman" w:hAnsi="Times New Roman" w:eastAsia="Malgun Gothic"/>
+          <w:b w:val="0"/>
+          <w:i w:val="0"/>
+          <w:sz w:val="22"/>
+        </w:rPr>
+        <w:t>Остался последний вопрос. Обращение к стране. Что говорить?</w:t>
+      </w:r>
+    </w:p>
+    <w:p>
+      <w:pPr>
+        <w:spacing w:before="0" w:after="110" w:line="300" w:lineRule="auto"/>
+      </w:pPr>
+      <w:r>
+        <w:rPr>
+          <w:rFonts w:ascii="Times New Roman" w:hAnsi="Times New Roman" w:eastAsia="Malgun Gothic"/>
+          <w:b/>
+          <w:i w:val="0"/>
+          <w:sz w:val="22"/>
+        </w:rPr>
+        <w:t xml:space="preserve">Гребенщиков: </w:t>
+      </w:r>
+      <w:r>
+        <w:rPr>
+          <w:rFonts w:ascii="Times New Roman" w:hAnsi="Times New Roman" w:eastAsia="Malgun Gothic"/>
+          <w:b w:val="0"/>
+          <w:i w:val="0"/>
+          <w:sz w:val="22"/>
+        </w:rPr>
+        <w:t>Традиционно — благодарность героям, минута молчания, слова о единстве.</w:t>
+      </w:r>
+    </w:p>
+    <w:p>
+      <w:pPr>
+        <w:spacing w:before="0" w:after="110" w:line="300" w:lineRule="auto"/>
+      </w:pPr>
+      <w:r>
+        <w:rPr>
+          <w:rFonts w:ascii="Times New Roman" w:hAnsi="Times New Roman" w:eastAsia="Malgun Gothic"/>
+          <w:b/>
+          <w:i w:val="0"/>
+          <w:sz w:val="22"/>
+        </w:rPr>
+        <w:t xml:space="preserve">Ирина: </w:t>
+      </w:r>
+      <w:r>
+        <w:rPr>
+          <w:rFonts w:ascii="Times New Roman" w:hAnsi="Times New Roman" w:eastAsia="Malgun Gothic"/>
+          <w:b w:val="0"/>
+          <w:i w:val="0"/>
+          <w:sz w:val="22"/>
+        </w:rPr>
+        <w:t>А потом — цифры. Все. Сколько погибло за три года и за весну. Сколько ранено. Сколько пропало без вести. Сколько стоило. Сколько украли на поставках.</w:t>
+      </w:r>
+    </w:p>
+    <w:p>
+      <w:pPr>
+        <w:spacing w:before="0" w:after="110" w:line="300" w:lineRule="auto"/>
+      </w:pPr>
+      <w:r>
+        <w:rPr>
+          <w:rFonts w:ascii="Times New Roman" w:hAnsi="Times New Roman" w:eastAsia="Malgun Gothic"/>
+          <w:b/>
+          <w:i w:val="0"/>
+          <w:sz w:val="22"/>
+        </w:rPr>
+        <w:t xml:space="preserve">Гребенщиков: </w:t>
+      </w:r>
+      <w:r>
+        <w:rPr>
+          <w:rFonts w:ascii="Times New Roman" w:hAnsi="Times New Roman" w:eastAsia="Malgun Gothic"/>
+          <w:b w:val="0"/>
+          <w:i w:val="0"/>
+          <w:sz w:val="22"/>
+        </w:rPr>
+        <w:t>Ирина Олеговна, в день мира говорить о воровстве?</w:t>
+      </w:r>
+    </w:p>
+    <w:p>
+      <w:pPr>
+        <w:spacing w:before="0" w:after="110" w:line="300" w:lineRule="auto"/>
+      </w:pPr>
+      <w:r>
+        <w:rPr>
+          <w:rFonts w:ascii="Times New Roman" w:hAnsi="Times New Roman" w:eastAsia="Malgun Gothic"/>
+          <w:b/>
+          <w:i w:val="0"/>
+          <w:sz w:val="22"/>
+        </w:rPr>
+        <w:t xml:space="preserve">Ирина: </w:t>
+      </w:r>
+      <w:r>
+        <w:rPr>
+          <w:rFonts w:ascii="Times New Roman" w:hAnsi="Times New Roman" w:eastAsia="Malgun Gothic"/>
+          <w:b w:val="0"/>
+          <w:i w:val="0"/>
+          <w:sz w:val="22"/>
+        </w:rPr>
+        <w:t>А когда? Когда забудут? Анатолий Викторович, у Толстого в севастопольских рассказах есть фраза, которую он написал про войну, пока она ещё шла: «Герой же моей повести, которого я люблю всеми силами души, которого старался воспроизвести во всей красоте его и который всегда был, есть и будет прекрасен, — правда.»</w:t>
+      </w:r>
+    </w:p>
+    <w:p>
+      <w:pPr>
+        <w:spacing w:before="0" w:after="110" w:line="300" w:lineRule="auto"/>
+      </w:pPr>
+      <w:r>
+        <w:rPr>
+          <w:rFonts w:ascii="Times New Roman" w:hAnsi="Times New Roman" w:eastAsia="Malgun Gothic"/>
+          <w:b/>
+          <w:i w:val="0"/>
+          <w:sz w:val="22"/>
+        </w:rPr>
+        <w:t xml:space="preserve">Гребенщиков: </w:t>
+      </w:r>
+      <w:r>
+        <w:rPr>
+          <w:rFonts w:ascii="Times New Roman" w:hAnsi="Times New Roman" w:eastAsia="Malgun Gothic"/>
+          <w:b w:val="0"/>
+          <w:i/>
+          <w:color w:val="555555"/>
+          <w:sz w:val="22"/>
+        </w:rPr>
+        <w:t>(помолчав)</w:t>
+      </w:r>
+      <w:r>
+        <w:rPr>
+          <w:rFonts w:ascii="Times New Roman" w:hAnsi="Times New Roman" w:eastAsia="Malgun Gothic"/>
+          <w:b w:val="0"/>
+          <w:i w:val="0"/>
+          <w:sz w:val="22"/>
+        </w:rPr>
+        <w:t xml:space="preserve"> Он был молодой офицер. Ему было нечего терять.</w:t>
+      </w:r>
+    </w:p>
+    <w:p>
+      <w:pPr>
+        <w:spacing w:before="0" w:after="110" w:line="300" w:lineRule="auto"/>
+      </w:pPr>
+      <w:r>
+        <w:rPr>
+          <w:rFonts w:ascii="Times New Roman" w:hAnsi="Times New Roman" w:eastAsia="Malgun Gothic"/>
+          <w:b/>
+          <w:i w:val="0"/>
+          <w:sz w:val="22"/>
+        </w:rPr>
+        <w:t xml:space="preserve">Лёша: </w:t>
+      </w:r>
+      <w:r>
+        <w:rPr>
+          <w:rFonts w:ascii="Times New Roman" w:hAnsi="Times New Roman" w:eastAsia="Malgun Gothic"/>
+          <w:b w:val="0"/>
+          <w:i w:val="0"/>
+          <w:sz w:val="22"/>
+        </w:rPr>
+        <w:t xml:space="preserve">Было, Анатолий Викторович. Этот рассказ цензура изрезала вдоль и поперёк: правду о войне никогда не любят печатать, пока война идёт. </w:t>
+      </w:r>
+      <w:r>
+        <w:rPr>
+          <w:rFonts w:ascii="Times New Roman" w:hAnsi="Times New Roman" w:eastAsia="Malgun Gothic"/>
+          <w:b w:val="0"/>
+          <w:i/>
+          <w:color w:val="555555"/>
+          <w:sz w:val="22"/>
+        </w:rPr>
+        <w:t>(пауза)</w:t>
+      </w:r>
+      <w:r>
+        <w:rPr>
+          <w:rFonts w:ascii="Times New Roman" w:hAnsi="Times New Roman" w:eastAsia="Malgun Gothic"/>
+          <w:b w:val="0"/>
+          <w:i w:val="0"/>
+          <w:sz w:val="22"/>
+        </w:rPr>
+        <w:t xml:space="preserve"> Ирина права. Без правды любая благодарность — оркестр на вокзале. Сыграли и разошлись.</w:t>
+      </w:r>
+    </w:p>
+    <w:p>
+      <w:pPr>
+        <w:spacing w:before="0" w:after="110" w:line="300" w:lineRule="auto"/>
+      </w:pPr>
+      <w:r>
+        <w:rPr>
+          <w:rFonts w:ascii="Times New Roman" w:hAnsi="Times New Roman" w:eastAsia="Malgun Gothic"/>
+          <w:b/>
+          <w:i w:val="0"/>
+          <w:sz w:val="22"/>
+        </w:rPr>
+        <w:t xml:space="preserve">Катя: </w:t>
+      </w:r>
+      <w:r>
+        <w:rPr>
+          <w:rFonts w:ascii="Times New Roman" w:hAnsi="Times New Roman" w:eastAsia="Malgun Gothic"/>
+          <w:b w:val="0"/>
+          <w:i w:val="0"/>
+          <w:sz w:val="22"/>
+        </w:rPr>
+        <w:t>Тогда и про того контрактника со двора — тоже?</w:t>
+      </w:r>
+    </w:p>
+    <w:p>
+      <w:pPr>
+        <w:spacing w:before="0" w:after="110" w:line="300" w:lineRule="auto"/>
+      </w:pPr>
+      <w:r>
+        <w:rPr>
+          <w:rFonts w:ascii="Times New Roman" w:hAnsi="Times New Roman" w:eastAsia="Malgun Gothic"/>
+          <w:b/>
+          <w:i w:val="0"/>
+          <w:sz w:val="22"/>
+        </w:rPr>
+        <w:t xml:space="preserve">Лёша: </w:t>
+      </w:r>
+      <w:r>
+        <w:rPr>
+          <w:rFonts w:ascii="Times New Roman" w:hAnsi="Times New Roman" w:eastAsia="Malgun Gothic"/>
+          <w:b w:val="0"/>
+          <w:i w:val="0"/>
+          <w:sz w:val="22"/>
+        </w:rPr>
+        <w:t>Тоже. Что он под судом, что суд будет обычным и что сосед выжил. И что оружие можно сдать без вопросов. Правда — это не только погибшие. Это и те, кто вернулся не таким.</w:t>
+      </w:r>
+    </w:p>
+    <w:p>
+      <w:pPr>
+        <w:spacing w:before="0" w:after="110" w:line="300" w:lineRule="auto"/>
+      </w:pPr>
+      <w:r>
+        <w:rPr>
+          <w:rFonts w:ascii="Times New Roman" w:hAnsi="Times New Roman" w:eastAsia="Malgun Gothic"/>
+          <w:b/>
+          <w:i w:val="0"/>
+          <w:sz w:val="22"/>
+        </w:rPr>
+        <w:t xml:space="preserve">Гребенщиков: </w:t>
+      </w:r>
+      <w:r>
+        <w:rPr>
+          <w:rFonts w:ascii="Times New Roman" w:hAnsi="Times New Roman" w:eastAsia="Malgun Gothic"/>
+          <w:b w:val="0"/>
+          <w:i w:val="0"/>
+          <w:sz w:val="22"/>
+        </w:rPr>
+        <w:t>Рейтинг вам это не поднимет.</w:t>
+      </w:r>
+    </w:p>
+    <w:p>
+      <w:pPr>
+        <w:spacing w:before="0" w:after="110" w:line="300" w:lineRule="auto"/>
+      </w:pPr>
+      <w:r>
+        <w:rPr>
+          <w:rFonts w:ascii="Times New Roman" w:hAnsi="Times New Roman" w:eastAsia="Malgun Gothic"/>
+          <w:b/>
+          <w:i w:val="0"/>
+          <w:sz w:val="22"/>
+        </w:rPr>
+        <w:t xml:space="preserve">Лёша: </w:t>
+      </w:r>
+      <w:r>
+        <w:rPr>
+          <w:rFonts w:ascii="Times New Roman" w:hAnsi="Times New Roman" w:eastAsia="Malgun Gothic"/>
+          <w:b w:val="0"/>
+          <w:i w:val="0"/>
+          <w:sz w:val="22"/>
+        </w:rPr>
+        <w:t>Я не за рейтингом ездил сегодня на ту кухню.</w:t>
+      </w:r>
+    </w:p>
+    <w:p>
+      <w:pPr>
+        <w:spacing w:before="0" w:after="110" w:line="300" w:lineRule="auto"/>
+      </w:pPr>
+      <w:r>
+        <w:rPr>
+          <w:rFonts w:ascii="Times New Roman" w:hAnsi="Times New Roman" w:eastAsia="Malgun Gothic"/>
+          <w:b/>
+          <w:i w:val="0"/>
+          <w:sz w:val="22"/>
+        </w:rPr>
+        <w:t xml:space="preserve">Гребенщиков: </w:t>
+      </w:r>
+      <w:r>
+        <w:rPr>
+          <w:rFonts w:ascii="Times New Roman" w:hAnsi="Times New Roman" w:eastAsia="Malgun Gothic"/>
+          <w:b w:val="0"/>
+          <w:i w:val="0"/>
+          <w:sz w:val="22"/>
+        </w:rPr>
+        <w:t>Знаю. Поэтому и говорю вслух — чтобы вы знали, что я знаю.</w:t>
+      </w:r>
+    </w:p>
+    <w:p>
+      <w:pPr>
+        <w:spacing w:before="0" w:after="110" w:line="300" w:lineRule="auto"/>
+      </w:pPr>
+      <w:r>
+        <w:rPr>
+          <w:rFonts w:ascii="Times New Roman" w:hAnsi="Times New Roman" w:eastAsia="Malgun Gothic"/>
+          <w:b/>
+          <w:i w:val="0"/>
+          <w:sz w:val="22"/>
+        </w:rPr>
+        <w:t xml:space="preserve">Ирина: </w:t>
+      </w:r>
+      <w:r>
+        <w:rPr>
+          <w:rFonts w:ascii="Times New Roman" w:hAnsi="Times New Roman" w:eastAsia="Malgun Gothic"/>
+          <w:b w:val="0"/>
+          <w:i/>
+          <w:color w:val="555555"/>
+          <w:sz w:val="22"/>
+        </w:rPr>
+        <w:t>(когда экран гаснет)</w:t>
+      </w:r>
+      <w:r>
+        <w:rPr>
+          <w:rFonts w:ascii="Times New Roman" w:hAnsi="Times New Roman" w:eastAsia="Malgun Gothic"/>
+          <w:b w:val="0"/>
+          <w:i w:val="0"/>
+          <w:sz w:val="22"/>
+        </w:rPr>
+        <w:t xml:space="preserve"> Вы о чём-то думаете с самого аэродрома.</w:t>
+      </w:r>
+    </w:p>
+    <w:p>
+      <w:pPr>
+        <w:spacing w:before="0" w:after="110" w:line="300" w:lineRule="auto"/>
+      </w:pPr>
+      <w:r>
+        <w:rPr>
+          <w:rFonts w:ascii="Times New Roman" w:hAnsi="Times New Roman" w:eastAsia="Malgun Gothic"/>
+          <w:b/>
+          <w:i w:val="0"/>
+          <w:sz w:val="22"/>
+        </w:rPr>
+        <w:t xml:space="preserve">Лёша: </w:t>
+      </w:r>
+      <w:r>
+        <w:rPr>
+          <w:rFonts w:ascii="Times New Roman" w:hAnsi="Times New Roman" w:eastAsia="Malgun Gothic"/>
+          <w:b w:val="0"/>
+          <w:i w:val="0"/>
+          <w:sz w:val="22"/>
+        </w:rPr>
+        <w:t>О том, что сказал сержант. «Все спрашивают, страшно ли было. Никто не спрашивает, как сейчас». Мы три года спрашивали страну, готова ли она воевать. И ни разу — готова ли она их принять.</w:t>
+      </w:r>
+    </w:p>
+    <w:p>
+      <w:pPr>
+        <w:spacing w:before="0" w:after="110" w:line="300" w:lineRule="auto"/>
+      </w:pPr>
+      <w:r>
+        <w:rPr>
+          <w:rFonts w:ascii="Times New Roman" w:hAnsi="Times New Roman" w:eastAsia="Malgun Gothic"/>
+          <w:b/>
+          <w:i w:val="0"/>
+          <w:sz w:val="22"/>
+        </w:rPr>
+        <w:t xml:space="preserve">Ирина: </w:t>
+      </w:r>
+      <w:r>
+        <w:rPr>
+          <w:rFonts w:ascii="Times New Roman" w:hAnsi="Times New Roman" w:eastAsia="Malgun Gothic"/>
+          <w:b w:val="0"/>
+          <w:i w:val="0"/>
+          <w:sz w:val="22"/>
+        </w:rPr>
+        <w:t>Теперь спросили.</w:t>
+      </w:r>
+    </w:p>
+    <w:p>
+      <w:pPr>
+        <w:spacing w:before="0" w:after="110" w:line="300" w:lineRule="auto"/>
+      </w:pPr>
+      <w:r>
+        <w:rPr>
+          <w:rFonts w:ascii="Times New Roman" w:hAnsi="Times New Roman" w:eastAsia="Malgun Gothic"/>
+          <w:b/>
+          <w:i w:val="0"/>
+          <w:sz w:val="22"/>
+        </w:rPr>
+        <w:t xml:space="preserve">Лёша: </w:t>
+      </w:r>
+      <w:r>
+        <w:rPr>
+          <w:rFonts w:ascii="Times New Roman" w:hAnsi="Times New Roman" w:eastAsia="Malgun Gothic"/>
+          <w:b w:val="0"/>
+          <w:i w:val="0"/>
+          <w:sz w:val="22"/>
+        </w:rPr>
+        <w:t xml:space="preserve">Спросили. Отвечать будем долго. </w:t>
+      </w:r>
+      <w:r>
+        <w:rPr>
+          <w:rFonts w:ascii="Times New Roman" w:hAnsi="Times New Roman" w:eastAsia="Malgun Gothic"/>
+          <w:b w:val="0"/>
+          <w:i/>
+          <w:color w:val="555555"/>
+          <w:sz w:val="22"/>
+        </w:rPr>
+        <w:t>(помолчав)</w:t>
+      </w:r>
+      <w:r>
+        <w:rPr>
+          <w:rFonts w:ascii="Times New Roman" w:hAnsi="Times New Roman" w:eastAsia="Malgun Gothic"/>
+          <w:b w:val="0"/>
+          <w:i w:val="0"/>
+          <w:sz w:val="22"/>
+        </w:rPr>
+        <w:t xml:space="preserve"> Катя, что у нас завтра?</w:t>
+      </w:r>
+    </w:p>
+    <w:p>
+      <w:pPr>
+        <w:spacing w:before="0" w:after="110" w:line="300" w:lineRule="auto"/>
+      </w:pPr>
+      <w:r>
+        <w:rPr>
+          <w:rFonts w:ascii="Times New Roman" w:hAnsi="Times New Roman" w:eastAsia="Malgun Gothic"/>
+          <w:b/>
+          <w:i w:val="0"/>
+          <w:sz w:val="22"/>
+        </w:rPr>
+        <w:t xml:space="preserve">Катя: </w:t>
+      </w:r>
+      <w:r>
+        <w:rPr>
+          <w:rFonts w:ascii="Times New Roman" w:hAnsi="Times New Roman" w:eastAsia="Malgun Gothic"/>
+          <w:b w:val="0"/>
+          <w:i w:val="0"/>
+          <w:sz w:val="22"/>
+        </w:rPr>
+        <w:t>Завтра в десять — кадровая комиссия. Список рекомендаций на двенадцать ключевых постов. Тридцать восемь фамилий.</w:t>
+      </w:r>
+    </w:p>
+    <w:p>
+      <w:pPr>
+        <w:spacing w:before="0" w:after="110" w:line="300" w:lineRule="auto"/>
+      </w:pPr>
+      <w:r>
+        <w:rPr>
+          <w:rFonts w:ascii="Times New Roman" w:hAnsi="Times New Roman" w:eastAsia="Malgun Gothic"/>
+          <w:b/>
+          <w:i w:val="0"/>
+          <w:sz w:val="22"/>
+        </w:rPr>
+        <w:t xml:space="preserve">Лёша: </w:t>
+      </w:r>
+      <w:r>
+        <w:rPr>
+          <w:rFonts w:ascii="Times New Roman" w:hAnsi="Times New Roman" w:eastAsia="Malgun Gothic"/>
+          <w:b w:val="0"/>
+          <w:i w:val="0"/>
+          <w:sz w:val="22"/>
+        </w:rPr>
+        <w:t>Тридцать восемь фамилий на двенадцать мест… Сколько из них моложе пятидесяти?</w:t>
+      </w:r>
+    </w:p>
+    <w:p>
+      <w:pPr>
+        <w:spacing w:before="0" w:after="110" w:line="300" w:lineRule="auto"/>
+      </w:pPr>
+      <w:r>
+        <w:rPr>
+          <w:rFonts w:ascii="Times New Roman" w:hAnsi="Times New Roman" w:eastAsia="Malgun Gothic"/>
+          <w:b/>
+          <w:i w:val="0"/>
+          <w:sz w:val="22"/>
+        </w:rPr>
+        <w:t xml:space="preserve">Катя: </w:t>
+      </w:r>
+      <w:r>
+        <w:rPr>
+          <w:rFonts w:ascii="Times New Roman" w:hAnsi="Times New Roman" w:eastAsia="Malgun Gothic"/>
+          <w:b w:val="0"/>
+          <w:i w:val="0"/>
+          <w:sz w:val="22"/>
+        </w:rPr>
+        <w:t>Посмотрите завтра сами, Алексей Николаевич. Вам не понравится.</w:t>
+      </w:r>
+    </w:p>
+    <w:p>
+      <w:pPr>
+        <w:keepNext/>
+        <w:spacing w:before="320" w:after="140"/>
+      </w:pPr>
+      <w:r>
+        <w:rPr>
+          <w:rFonts w:ascii="Times New Roman" w:hAnsi="Times New Roman" w:eastAsia="Malgun Gothic"/>
+          <w:b/>
+          <w:i w:val="0"/>
+          <w:color w:val="1F3864"/>
+          <w:sz w:val="26"/>
+        </w:rPr>
+        <w:t>핵심 문학 인용</w:t>
+      </w:r>
+    </w:p>
+    <w:p>
+      <w:pPr>
         <w:spacing w:before="0" w:after="120"/>
       </w:pPr>
       <w:r>
@@ -4258,6 +5306,29 @@
           <w:i w:val="0"/>
           <w:sz w:val="22"/>
         </w:rPr>
+        <w:t>Толстой, «Севастополь в мае» (заключительные строки): «Герой же моей повести, которого я люблю всеми силами души, которого старался воспроизвести во всей красоте его и который всегда был, есть и будет прекрасен,</w:t>
+      </w:r>
+      <w:r>
+        <w:rPr>
+          <w:rFonts w:ascii="Times New Roman" w:hAnsi="Times New Roman" w:eastAsia="Malgun Gothic"/>
+          <w:b w:val="0"/>
+          <w:i w:val="0"/>
+          <w:sz w:val="22"/>
+        </w:rPr>
+        <w:t xml:space="preserve"> — правда.» — 한국어 해설: 전쟁이 아직 한창이던 때 젊은 포병 장교 톨스토이가 쓴 세바스토폴 이야기의 마지막 문장. 장면 7에서 대국민 연설에 전사·부상·실종자 수와 조달 비리까지 모두 밝히자며 이리나가 인용하고, 료샤는 "진실 없는 감사는 역에서 연주하고 흩어지는 악대일 뿐"이라고 받아 연설 방향을 정한다. 영웅담 대신 진실을 이야기의 주인공으로 삼는다는 이 화의 결론이다 (장면 7).</w:t>
+      </w:r>
+    </w:p>
+    <w:p>
+      <w:pPr>
+        <w:spacing w:before="0" w:after="120"/>
+      </w:pPr>
+      <w:r>
+        <w:rPr>
+          <w:rFonts w:ascii="Times New Roman" w:hAnsi="Times New Roman" w:eastAsia="Malgun Gothic"/>
+          <w:b/>
+          <w:i w:val="0"/>
+          <w:sz w:val="22"/>
+        </w:rPr>
         <w:t>Русская поговорка: «Кому война, а кому мать родна»</w:t>
       </w:r>
       <w:r>
@@ -4268,6 +5339,183 @@
           <w:sz w:val="22"/>
         </w:rPr>
         <w:t xml:space="preserve"> — 한국어 해설: 전쟁이 누군가에게는 재앙이지만 누군가에게는 돈벌이가 된다는 속담. 장면 5에서 전사한 아들의 어머니 포미나가 국방부 전 차관의 40% 부풀린 조달 비리를 두고 쓰고, 라디셰프가 "이번에는 옳은 말"이라며 자신이 그 견적서에 서명했음을 인정한다. 7부 6화의 조달 비리와 7부 12화의 기소가 한 어머니의 부엌에서 회수되는 순간이다 (장면 5).</w:t>
+      </w:r>
+    </w:p>
+    <w:p>
+      <w:pPr>
+        <w:keepNext/>
+        <w:spacing w:before="320" w:after="140"/>
+      </w:pPr>
+      <w:r>
+        <w:rPr>
+          <w:rFonts w:ascii="Times New Roman" w:hAnsi="Times New Roman" w:eastAsia="Malgun Gothic"/>
+          <w:b/>
+          <w:i w:val="0"/>
+          <w:color w:val="1F3864"/>
+          <w:sz w:val="26"/>
+        </w:rPr>
+        <w:t>생활 표현</w:t>
+      </w:r>
+    </w:p>
+    <w:p>
+      <w:pPr>
+        <w:spacing w:before="0" w:after="120"/>
+      </w:pPr>
+      <w:r>
+        <w:rPr>
+          <w:rFonts w:ascii="Times New Roman" w:hAnsi="Times New Roman" w:eastAsia="Malgun Gothic"/>
+          <w:b/>
+          <w:i w:val="0"/>
+          <w:sz w:val="22"/>
+        </w:rPr>
+        <w:t>«Ноги хоть разомну»</w:t>
+      </w:r>
+      <w:r>
+        <w:rPr>
+          <w:rFonts w:ascii="Times New Roman" w:hAnsi="Times New Roman" w:eastAsia="Malgun Gothic"/>
+          <w:b w:val="0"/>
+          <w:i w:val="0"/>
+          <w:sz w:val="22"/>
+        </w:rPr>
+        <w:t xml:space="preserve"> — 한국어 해설: “다리라도 좀 풀어야겠다”. размять ноги는 오래 앉아 있다가 걸으며 몸을 푸는 것. хоть이 “다른 건 몰라도 그거라도”의 뉘앙스를 더한다. 긴 차 이동 중 료샤가 휴게소에 들르자며. 장면 6.</w:t>
+      </w:r>
+    </w:p>
+    <w:p>
+      <w:pPr>
+        <w:spacing w:before="0" w:after="120"/>
+      </w:pPr>
+      <w:r>
+        <w:rPr>
+          <w:rFonts w:ascii="Times New Roman" w:hAnsi="Times New Roman" w:eastAsia="Malgun Gothic"/>
+          <w:b/>
+          <w:i w:val="0"/>
+          <w:sz w:val="22"/>
+        </w:rPr>
+        <w:t>«как приклеенный»</w:t>
+      </w:r>
+      <w:r>
+        <w:rPr>
+          <w:rFonts w:ascii="Times New Roman" w:hAnsi="Times New Roman" w:eastAsia="Malgun Gothic"/>
+          <w:b w:val="0"/>
+          <w:i w:val="0"/>
+          <w:sz w:val="22"/>
+        </w:rPr>
+        <w:t xml:space="preserve"> — 한국어 해설: “접착제로 붙여 놓은 것처럼”, 곧 꼼짝 않고 한자리에 붙박여. сидеть как приклеенный는 오래 앉아 있었다는 투정으로 흔히 쓰는 구어. 장면 6.</w:t>
+      </w:r>
+    </w:p>
+    <w:p>
+      <w:pPr>
+        <w:spacing w:before="0" w:after="120"/>
+      </w:pPr>
+      <w:r>
+        <w:rPr>
+          <w:rFonts w:ascii="Times New Roman" w:hAnsi="Times New Roman" w:eastAsia="Malgun Gothic"/>
+          <w:b/>
+          <w:i w:val="0"/>
+          <w:sz w:val="22"/>
+        </w:rPr>
+        <w:t>«Бензин или так?»</w:t>
+      </w:r>
+      <w:r>
+        <w:rPr>
+          <w:rFonts w:ascii="Times New Roman" w:hAnsi="Times New Roman" w:eastAsia="Malgun Gothic"/>
+          <w:b w:val="0"/>
+          <w:i w:val="0"/>
+          <w:sz w:val="22"/>
+        </w:rPr>
+        <w:t xml:space="preserve"> — 한국어 해설: “주유하세요, 아니면 그냥(물건만) 사세요?”. 주유소 계산원이 들어온 손님에게 묻는 전형적인 말. так는 “별일 없이, 그냥”. 대답도 «Так. Перекусить»처럼 짧게 한다. 장면 6.</w:t>
+      </w:r>
+    </w:p>
+    <w:p>
+      <w:pPr>
+        <w:spacing w:before="0" w:after="120"/>
+      </w:pPr>
+      <w:r>
+        <w:rPr>
+          <w:rFonts w:ascii="Times New Roman" w:hAnsi="Times New Roman" w:eastAsia="Malgun Gothic"/>
+          <w:b/>
+          <w:i w:val="0"/>
+          <w:sz w:val="22"/>
+        </w:rPr>
+        <w:t>«глаза слипаются»</w:t>
+      </w:r>
+      <w:r>
+        <w:rPr>
+          <w:rFonts w:ascii="Times New Roman" w:hAnsi="Times New Roman" w:eastAsia="Malgun Gothic"/>
+          <w:b w:val="0"/>
+          <w:i w:val="0"/>
+          <w:sz w:val="22"/>
+        </w:rPr>
+        <w:t xml:space="preserve"> — 한국어 해설: “눈꺼풀이 붙는다”, 곧 졸려서 눈이 감긴다. 피곤할 때 커피를 시키며 운전기사가 하는 말. 장면 6.</w:t>
+      </w:r>
+    </w:p>
+    <w:p>
+      <w:pPr>
+        <w:spacing w:before="0" w:after="120"/>
+      </w:pPr>
+      <w:r>
+        <w:rPr>
+          <w:rFonts w:ascii="Times New Roman" w:hAnsi="Times New Roman" w:eastAsia="Malgun Gothic"/>
+          <w:b/>
+          <w:i w:val="0"/>
+          <w:sz w:val="22"/>
+        </w:rPr>
+        <w:t>«не стесняйтесь»</w:t>
+      </w:r>
+      <w:r>
+        <w:rPr>
+          <w:rFonts w:ascii="Times New Roman" w:hAnsi="Times New Roman" w:eastAsia="Malgun Gothic"/>
+          <w:b w:val="0"/>
+          <w:i w:val="0"/>
+          <w:sz w:val="22"/>
+        </w:rPr>
+        <w:t xml:space="preserve"> — 한국어 해설: “사양하지 마세요, 편하게 하세요”. 가게·집주인이 뭔가를 마음껏 가져가라고 권할 때. 친한 사이에서는 «не стесняйся». 장면 6.</w:t>
+      </w:r>
+    </w:p>
+    <w:p>
+      <w:pPr>
+        <w:spacing w:before="0" w:after="120"/>
+      </w:pPr>
+      <w:r>
+        <w:rPr>
+          <w:rFonts w:ascii="Times New Roman" w:hAnsi="Times New Roman" w:eastAsia="Malgun Gothic"/>
+          <w:b/>
+          <w:i w:val="0"/>
+          <w:sz w:val="22"/>
+        </w:rPr>
+        <w:t>«вам не позавидуешь»</w:t>
+      </w:r>
+      <w:r>
+        <w:rPr>
+          <w:rFonts w:ascii="Times New Roman" w:hAnsi="Times New Roman" w:eastAsia="Malgun Gothic"/>
+          <w:b w:val="0"/>
+          <w:i w:val="0"/>
+          <w:sz w:val="22"/>
+        </w:rPr>
+        <w:t xml:space="preserve"> — 한국어 해설: “당신 처지는 부럽지 않네요, 딱하게 됐네요”. 남의 어려운 사정을 동정 반 농담 반으로 말할 때. 계산원이 대통령 닮았다는 손님에게. 장면 6.</w:t>
+      </w:r>
+    </w:p>
+    <w:p>
+      <w:pPr>
+        <w:spacing w:before="0" w:after="120"/>
+      </w:pPr>
+      <w:r>
+        <w:rPr>
+          <w:rFonts w:ascii="Times New Roman" w:hAnsi="Times New Roman" w:eastAsia="Malgun Gothic"/>
+          <w:b/>
+          <w:i w:val="0"/>
+          <w:sz w:val="22"/>
+        </w:rPr>
+        <w:t>«Не пропадать же добру»</w:t>
+      </w:r>
+      <w:r>
+        <w:rPr>
+          <w:rFonts w:ascii="Times New Roman" w:hAnsi="Times New Roman" w:eastAsia="Malgun Gothic"/>
+          <w:b w:val="0"/>
+          <w:i w:val="0"/>
+          <w:sz w:val="22"/>
+        </w:rPr>
+        <w:t xml:space="preserve"> — 한국어 해설: “좋은 걸 버릴 수는 없잖아”. 남은 음식·물건을 권하거나 먹어 치울 때 쓰는 핑계 섞인 관용구. же가 “당연히 그렇지 않냐”는 설득조를 준다. 료샤가 사양하는 볼딘에게 피로그를 건네며. 장면 6.</w:t>
       </w:r>
     </w:p>
     <w:p>
